--- a/session-ma/1 Основы функционального программирования (Гордеев Андрей Борисович)/Практические/Соколов Д.А Ик-731 - Практическая к теме 4.docx
+++ b/session-ma/1 Основы функционального программирования (Гордеев Андрей Борисович)/Практические/Соколов Д.А Ик-731 - Практическая к теме 4.docx
@@ -1689,6 +1689,7 @@
       </w:pPr>
       <w:r>
         <w:rPr>
+          <w:noProof/>
           <w:sz w:val="28"/>
           <w:szCs w:val="28"/>
         </w:rPr>
@@ -1846,6 +1847,7 @@
         <w:rPr>
           <w:b/>
           <w:bCs/>
+          <w:noProof/>
           <w:sz w:val="28"/>
           <w:szCs w:val="28"/>
         </w:rPr>
@@ -2098,6 +2100,7 @@
       </w:pPr>
       <w:r>
         <w:rPr>
+          <w:noProof/>
           <w:sz w:val="28"/>
           <w:szCs w:val="28"/>
           <w:lang w:val="en-US"/>
@@ -2250,25 +2253,7 @@
           <w:sz w:val="28"/>
           <w:szCs w:val="28"/>
         </w:rPr>
-        <w:t xml:space="preserve"> вычисляющих математические выражения при заданных</w:t>
-      </w:r>
-      <w:r>
-        <w:rPr>
-          <w:b/>
-          <w:bCs/>
-          <w:sz w:val="28"/>
-          <w:szCs w:val="28"/>
-        </w:rPr>
-        <w:t xml:space="preserve"> </w:t>
-      </w:r>
-      <w:r>
-        <w:rPr>
-          <w:b/>
-          <w:bCs/>
-          <w:sz w:val="28"/>
-          <w:szCs w:val="28"/>
-        </w:rPr>
-        <w:t>аргументах:</w:t>
+        <w:t xml:space="preserve"> вычисляющих математические выражения при заданных аргументах:</w:t>
       </w:r>
     </w:p>
     <w:p>
@@ -2391,6 +2376,7 @@
       </w:pPr>
       <w:r>
         <w:rPr>
+          <w:noProof/>
           <w:sz w:val="28"/>
           <w:szCs w:val="28"/>
         </w:rPr>
@@ -2546,6 +2532,7 @@
       </w:pPr>
       <w:r>
         <w:rPr>
+          <w:noProof/>
           <w:sz w:val="28"/>
           <w:szCs w:val="28"/>
         </w:rPr>
@@ -2595,15 +2582,38 @@
         <w:rPr>
           <w:sz w:val="28"/>
           <w:szCs w:val="28"/>
+        </w:rPr>
+      </w:pPr>
+      <w:r>
+        <w:rPr>
+          <w:sz w:val="28"/>
+          <w:szCs w:val="28"/>
+        </w:rPr>
+        <w:t xml:space="preserve">Рис.5 – Функции </w:t>
+      </w:r>
+      <w:proofErr w:type="spellStart"/>
+      <w:r>
+        <w:rPr>
+          <w:sz w:val="28"/>
+          <w:szCs w:val="28"/>
           <w:lang w:val="en-US"/>
         </w:rPr>
-      </w:pPr>
-      <w:r>
-        <w:rPr>
-          <w:sz w:val="28"/>
-          <w:szCs w:val="28"/>
-        </w:rPr>
-        <w:t xml:space="preserve">Рис.5 – Функции </w:t>
+        <w:t>kvad</w:t>
+      </w:r>
+      <w:proofErr w:type="spellEnd"/>
+      <w:r>
+        <w:rPr>
+          <w:sz w:val="28"/>
+          <w:szCs w:val="28"/>
+        </w:rPr>
+        <w:t xml:space="preserve"> </w:t>
+      </w:r>
+      <w:r>
+        <w:rPr>
+          <w:sz w:val="28"/>
+          <w:szCs w:val="28"/>
+        </w:rPr>
+        <w:t xml:space="preserve">и </w:t>
       </w:r>
       <w:proofErr w:type="spellStart"/>
       <w:r>
@@ -2612,85 +2622,59 @@
           <w:szCs w:val="28"/>
           <w:lang w:val="en-US"/>
         </w:rPr>
-        <w:t>kvad</w:t>
+        <w:t>kvadvyr</w:t>
       </w:r>
       <w:proofErr w:type="spellEnd"/>
-      <w:r>
-        <w:rPr>
-          <w:sz w:val="28"/>
-          <w:szCs w:val="28"/>
-        </w:rPr>
-        <w:t xml:space="preserve"> </w:t>
-      </w:r>
-      <w:r>
-        <w:rPr>
-          <w:sz w:val="28"/>
-          <w:szCs w:val="28"/>
-        </w:rPr>
-        <w:t xml:space="preserve">и </w:t>
-      </w:r>
-      <w:proofErr w:type="spellStart"/>
-      <w:r>
+    </w:p>
+    <w:p>
+      <w:pPr>
+        <w:spacing w:line="360" w:lineRule="auto"/>
+        <w:ind w:firstLine="425"/>
+        <w:jc w:val="both"/>
+        <w:rPr>
+          <w:sz w:val="28"/>
+          <w:szCs w:val="28"/>
+        </w:rPr>
+      </w:pPr>
+    </w:p>
+    <w:p>
+      <w:pPr>
+        <w:spacing w:line="360" w:lineRule="auto"/>
+        <w:ind w:firstLine="425"/>
+        <w:jc w:val="both"/>
+        <w:rPr>
+          <w:sz w:val="28"/>
+          <w:szCs w:val="28"/>
+        </w:rPr>
+      </w:pPr>
+      <w:r>
+        <w:rPr>
+          <w:sz w:val="28"/>
+          <w:szCs w:val="28"/>
+        </w:rPr>
+        <w:t>Результат проверки функций (рис.6)</w:t>
+      </w:r>
+      <w:r>
+        <w:rPr>
+          <w:sz w:val="28"/>
+          <w:szCs w:val="28"/>
+        </w:rPr>
+        <w:t>:</w:t>
+      </w:r>
+    </w:p>
+    <w:p>
+      <w:pPr>
+        <w:spacing w:line="360" w:lineRule="auto"/>
+        <w:jc w:val="both"/>
         <w:rPr>
           <w:sz w:val="28"/>
           <w:szCs w:val="28"/>
           <w:lang w:val="en-US"/>
         </w:rPr>
-        <w:t>kvadvyr</w:t>
-      </w:r>
-      <w:proofErr w:type="spellEnd"/>
-    </w:p>
-    <w:p>
-      <w:pPr>
-        <w:spacing w:line="360" w:lineRule="auto"/>
-        <w:ind w:firstLine="425"/>
-        <w:jc w:val="both"/>
-        <w:rPr>
-          <w:sz w:val="28"/>
-          <w:szCs w:val="28"/>
-          <w:lang w:val="en-US"/>
-        </w:rPr>
-      </w:pPr>
-    </w:p>
-    <w:p>
-      <w:pPr>
-        <w:spacing w:line="360" w:lineRule="auto"/>
-        <w:ind w:firstLine="425"/>
-        <w:jc w:val="both"/>
-        <w:rPr>
-          <w:sz w:val="28"/>
-          <w:szCs w:val="28"/>
-          <w:lang w:val="en-US"/>
-        </w:rPr>
-      </w:pPr>
-      <w:r>
-        <w:rPr>
-          <w:sz w:val="28"/>
-          <w:szCs w:val="28"/>
-        </w:rPr>
-        <w:t>Результат проверки функций (рис.6)</w:t>
-      </w:r>
-      <w:r>
-        <w:rPr>
-          <w:sz w:val="28"/>
-          <w:szCs w:val="28"/>
-          <w:lang w:val="en-US"/>
-        </w:rPr>
-        <w:t>:</w:t>
-      </w:r>
-    </w:p>
-    <w:p>
-      <w:pPr>
-        <w:spacing w:line="360" w:lineRule="auto"/>
-        <w:jc w:val="both"/>
-        <w:rPr>
-          <w:sz w:val="28"/>
-          <w:szCs w:val="28"/>
-          <w:lang w:val="en-US"/>
-        </w:rPr>
-      </w:pPr>
-      <w:r>
-        <w:rPr>
+      </w:pPr>
+      <w:r>
+        <w:rPr>
+          <w:noProof/>
           <w:sz w:val="28"/>
           <w:szCs w:val="28"/>
           <w:lang w:val="en-US"/>
@@ -2760,59 +2744,2559 @@
           <w:szCs w:val="28"/>
         </w:rPr>
       </w:pPr>
+    </w:p>
+    <w:p>
+      <w:pPr>
+        <w:spacing w:line="360" w:lineRule="auto"/>
+        <w:ind w:firstLine="425"/>
+        <w:jc w:val="both"/>
+        <w:rPr>
+          <w:b/>
+          <w:bCs/>
+          <w:sz w:val="28"/>
+          <w:szCs w:val="28"/>
+        </w:rPr>
+      </w:pPr>
+      <w:r>
+        <w:rPr>
+          <w:b/>
+          <w:bCs/>
+          <w:sz w:val="28"/>
+          <w:szCs w:val="28"/>
+        </w:rPr>
+        <w:t xml:space="preserve">4. Рекурсивные функции. Вычисление степени числа, факториала числа, числа </w:t>
+      </w:r>
+      <w:proofErr w:type="spellStart"/>
+      <w:r>
+        <w:rPr>
+          <w:b/>
+          <w:bCs/>
+          <w:sz w:val="28"/>
+          <w:szCs w:val="28"/>
+        </w:rPr>
+        <w:t>фибоначчи</w:t>
+      </w:r>
+      <w:proofErr w:type="spellEnd"/>
+      <w:r>
+        <w:rPr>
+          <w:b/>
+          <w:bCs/>
+          <w:sz w:val="28"/>
+          <w:szCs w:val="28"/>
+        </w:rPr>
+        <w:t>:</w:t>
+      </w:r>
+    </w:p>
+    <w:p>
+      <w:pPr>
+        <w:spacing w:line="360" w:lineRule="auto"/>
+        <w:ind w:firstLine="425"/>
+        <w:jc w:val="both"/>
+        <w:rPr>
+          <w:sz w:val="28"/>
+          <w:szCs w:val="28"/>
+        </w:rPr>
+      </w:pPr>
+      <w:r>
+        <w:rPr>
+          <w:sz w:val="28"/>
+          <w:szCs w:val="28"/>
+        </w:rPr>
+        <w:t xml:space="preserve">Я разработал рекурсивные функции </w:t>
+      </w:r>
+      <w:r>
+        <w:rPr>
+          <w:sz w:val="28"/>
+          <w:szCs w:val="28"/>
+        </w:rPr>
+        <w:t>и обработал все базовые случаи, код приведен на рисунке 7.</w:t>
+      </w:r>
+    </w:p>
+    <w:p>
+      <w:pPr>
+        <w:spacing w:line="360" w:lineRule="auto"/>
+        <w:jc w:val="both"/>
+        <w:rPr>
+          <w:sz w:val="28"/>
+          <w:szCs w:val="28"/>
+        </w:rPr>
+      </w:pPr>
+      <w:r>
+        <w:rPr>
+          <w:noProof/>
+          <w:sz w:val="28"/>
+          <w:szCs w:val="28"/>
+        </w:rPr>
+        <w:lastRenderedPageBreak/>
+        <w:drawing>
+          <wp:inline distT="0" distB="0" distL="0" distR="0" wp14:anchorId="62A76F12" wp14:editId="6D9A5601">
+            <wp:extent cx="5940425" cy="2898140"/>
+            <wp:effectExtent l="0" t="0" r="3175" b="0"/>
+            <wp:docPr id="7" name="Рисунок 7"/>
+            <wp:cNvGraphicFramePr>
+              <a:graphicFrameLocks xmlns:a="http://schemas.openxmlformats.org/drawingml/2006/main" noChangeAspect="1"/>
+            </wp:cNvGraphicFramePr>
+            <a:graphic xmlns:a="http://schemas.openxmlformats.org/drawingml/2006/main">
+              <a:graphicData uri="http://schemas.openxmlformats.org/drawingml/2006/picture">
+                <pic:pic xmlns:pic="http://schemas.openxmlformats.org/drawingml/2006/picture">
+                  <pic:nvPicPr>
+                    <pic:cNvPr id="1" name=""/>
+                    <pic:cNvPicPr/>
+                  </pic:nvPicPr>
+                  <pic:blipFill>
+                    <a:blip r:embed="rId12"/>
+                    <a:stretch>
+                      <a:fillRect/>
+                    </a:stretch>
+                  </pic:blipFill>
+                  <pic:spPr>
+                    <a:xfrm>
+                      <a:off x="0" y="0"/>
+                      <a:ext cx="5940425" cy="2898140"/>
+                    </a:xfrm>
+                    <a:prstGeom prst="rect">
+                      <a:avLst/>
+                    </a:prstGeom>
+                  </pic:spPr>
+                </pic:pic>
+              </a:graphicData>
+            </a:graphic>
+          </wp:inline>
+        </w:drawing>
+      </w:r>
+    </w:p>
+    <w:p>
+      <w:pPr>
+        <w:spacing w:line="360" w:lineRule="auto"/>
+        <w:jc w:val="center"/>
+        <w:rPr>
+          <w:sz w:val="28"/>
+          <w:szCs w:val="28"/>
+        </w:rPr>
+      </w:pPr>
+      <w:r>
+        <w:rPr>
+          <w:sz w:val="28"/>
+          <w:szCs w:val="28"/>
+        </w:rPr>
+        <w:t xml:space="preserve">Рис. 7 – Рекурсивные функции (степень, факториал, </w:t>
+      </w:r>
+      <w:r>
+        <w:rPr>
+          <w:sz w:val="28"/>
+          <w:szCs w:val="28"/>
+        </w:rPr>
+        <w:t>Фибоначчи</w:t>
+      </w:r>
+      <w:r>
+        <w:rPr>
+          <w:sz w:val="28"/>
+          <w:szCs w:val="28"/>
+        </w:rPr>
+        <w:t>)</w:t>
+      </w:r>
+    </w:p>
+    <w:p>
+      <w:pPr>
+        <w:spacing w:line="360" w:lineRule="auto"/>
+        <w:jc w:val="center"/>
+        <w:rPr>
+          <w:sz w:val="28"/>
+          <w:szCs w:val="28"/>
+        </w:rPr>
+      </w:pPr>
+    </w:p>
+    <w:p>
+      <w:pPr>
+        <w:spacing w:line="360" w:lineRule="auto"/>
+        <w:ind w:firstLine="425"/>
+        <w:jc w:val="both"/>
+        <w:rPr>
+          <w:sz w:val="28"/>
+          <w:szCs w:val="28"/>
+        </w:rPr>
+      </w:pPr>
+      <w:r>
+        <w:rPr>
+          <w:sz w:val="28"/>
+          <w:szCs w:val="28"/>
+        </w:rPr>
+        <w:t>Затем выполнил проверку функций через терминал</w:t>
+      </w:r>
+      <w:r>
+        <w:rPr>
+          <w:sz w:val="28"/>
+          <w:szCs w:val="28"/>
+        </w:rPr>
+        <w:t xml:space="preserve"> (</w:t>
+      </w:r>
+      <w:r>
+        <w:rPr>
+          <w:sz w:val="28"/>
+          <w:szCs w:val="28"/>
+        </w:rPr>
+        <w:t>рис. 8</w:t>
+      </w:r>
+      <w:r>
+        <w:rPr>
+          <w:sz w:val="28"/>
+          <w:szCs w:val="28"/>
+        </w:rPr>
+        <w:t>):</w:t>
+      </w:r>
+    </w:p>
+    <w:p>
+      <w:pPr>
+        <w:spacing w:line="360" w:lineRule="auto"/>
+        <w:ind w:firstLine="425"/>
+        <w:jc w:val="center"/>
+        <w:rPr>
+          <w:sz w:val="28"/>
+          <w:szCs w:val="28"/>
+        </w:rPr>
+      </w:pPr>
+      <w:r>
+        <w:rPr>
+          <w:noProof/>
+          <w:sz w:val="28"/>
+          <w:szCs w:val="28"/>
+        </w:rPr>
+        <w:drawing>
+          <wp:inline distT="0" distB="0" distL="0" distR="0" wp14:anchorId="553B52CD" wp14:editId="5FE460A8">
+            <wp:extent cx="3943900" cy="2467319"/>
+            <wp:effectExtent l="0" t="0" r="0" b="9525"/>
+            <wp:docPr id="8" name="Рисунок 8"/>
+            <wp:cNvGraphicFramePr>
+              <a:graphicFrameLocks xmlns:a="http://schemas.openxmlformats.org/drawingml/2006/main" noChangeAspect="1"/>
+            </wp:cNvGraphicFramePr>
+            <a:graphic xmlns:a="http://schemas.openxmlformats.org/drawingml/2006/main">
+              <a:graphicData uri="http://schemas.openxmlformats.org/drawingml/2006/picture">
+                <pic:pic xmlns:pic="http://schemas.openxmlformats.org/drawingml/2006/picture">
+                  <pic:nvPicPr>
+                    <pic:cNvPr id="1" name=""/>
+                    <pic:cNvPicPr/>
+                  </pic:nvPicPr>
+                  <pic:blipFill>
+                    <a:blip r:embed="rId13"/>
+                    <a:stretch>
+                      <a:fillRect/>
+                    </a:stretch>
+                  </pic:blipFill>
+                  <pic:spPr>
+                    <a:xfrm>
+                      <a:off x="0" y="0"/>
+                      <a:ext cx="3943900" cy="2467319"/>
+                    </a:xfrm>
+                    <a:prstGeom prst="rect">
+                      <a:avLst/>
+                    </a:prstGeom>
+                  </pic:spPr>
+                </pic:pic>
+              </a:graphicData>
+            </a:graphic>
+          </wp:inline>
+        </w:drawing>
+      </w:r>
+    </w:p>
+    <w:p>
+      <w:pPr>
+        <w:spacing w:line="360" w:lineRule="auto"/>
+        <w:ind w:firstLine="425"/>
+        <w:jc w:val="center"/>
+        <w:rPr>
+          <w:sz w:val="28"/>
+          <w:szCs w:val="28"/>
+        </w:rPr>
+      </w:pPr>
+      <w:r>
+        <w:rPr>
+          <w:sz w:val="28"/>
+          <w:szCs w:val="28"/>
+        </w:rPr>
+        <w:t>Рис. 8 – Результат выполнения функций</w:t>
+      </w:r>
+    </w:p>
+    <w:p>
+      <w:pPr>
+        <w:spacing w:line="360" w:lineRule="auto"/>
+        <w:ind w:firstLine="425"/>
+        <w:jc w:val="center"/>
+        <w:rPr>
+          <w:sz w:val="28"/>
+          <w:szCs w:val="28"/>
+        </w:rPr>
+      </w:pPr>
+    </w:p>
+    <w:p>
+      <w:pPr>
+        <w:widowControl/>
+        <w:autoSpaceDE/>
+        <w:autoSpaceDN/>
+        <w:adjustRightInd/>
+        <w:spacing w:after="160" w:line="259" w:lineRule="auto"/>
+        <w:rPr>
+          <w:b/>
+          <w:bCs/>
+          <w:sz w:val="28"/>
+          <w:szCs w:val="28"/>
+        </w:rPr>
+      </w:pPr>
+      <w:r>
+        <w:rPr>
+          <w:b/>
+          <w:bCs/>
+          <w:sz w:val="28"/>
+          <w:szCs w:val="28"/>
+        </w:rPr>
+        <w:br w:type="page"/>
+      </w:r>
+    </w:p>
+    <w:p>
+      <w:pPr>
+        <w:spacing w:line="360" w:lineRule="auto"/>
+        <w:ind w:firstLine="425"/>
+        <w:jc w:val="both"/>
+        <w:rPr>
+          <w:b/>
+          <w:bCs/>
+          <w:sz w:val="28"/>
+          <w:szCs w:val="28"/>
+        </w:rPr>
+      </w:pPr>
+      <w:r>
+        <w:rPr>
+          <w:b/>
+          <w:bCs/>
+          <w:sz w:val="28"/>
+          <w:szCs w:val="28"/>
+        </w:rPr>
+        <w:lastRenderedPageBreak/>
+        <w:t xml:space="preserve">5. Работа со списками. Убедиться в том, что </w:t>
+      </w:r>
+      <w:proofErr w:type="spellStart"/>
+      <w:r>
+        <w:rPr>
+          <w:b/>
+          <w:bCs/>
+          <w:sz w:val="28"/>
+          <w:szCs w:val="28"/>
+        </w:rPr>
+        <w:t>haskell</w:t>
+      </w:r>
+      <w:proofErr w:type="spellEnd"/>
+      <w:r>
+        <w:rPr>
+          <w:b/>
+          <w:bCs/>
+          <w:sz w:val="28"/>
+          <w:szCs w:val="28"/>
+        </w:rPr>
+        <w:t xml:space="preserve"> понимает списки как</w:t>
+      </w:r>
+      <w:r>
+        <w:rPr>
+          <w:b/>
+          <w:bCs/>
+          <w:sz w:val="28"/>
+          <w:szCs w:val="28"/>
+        </w:rPr>
+        <w:t xml:space="preserve"> </w:t>
+      </w:r>
+      <w:r>
+        <w:rPr>
+          <w:b/>
+          <w:bCs/>
+          <w:sz w:val="28"/>
+          <w:szCs w:val="28"/>
+        </w:rPr>
+        <w:t>перечисления. Ввести в командной строке [</w:t>
+      </w:r>
+      <w:proofErr w:type="gramStart"/>
+      <w:r>
+        <w:rPr>
+          <w:b/>
+          <w:bCs/>
+          <w:sz w:val="28"/>
+          <w:szCs w:val="28"/>
+        </w:rPr>
+        <w:t>1..</w:t>
+      </w:r>
+      <w:proofErr w:type="gramEnd"/>
+      <w:r>
+        <w:rPr>
+          <w:b/>
+          <w:bCs/>
+          <w:sz w:val="28"/>
+          <w:szCs w:val="28"/>
+        </w:rPr>
+        <w:t>10], [1,3..10], [2,4..10]</w:t>
+      </w:r>
+    </w:p>
+    <w:p>
+      <w:pPr>
+        <w:spacing w:line="360" w:lineRule="auto"/>
+        <w:ind w:firstLine="425"/>
+        <w:jc w:val="both"/>
+        <w:rPr>
+          <w:sz w:val="28"/>
+          <w:szCs w:val="28"/>
+        </w:rPr>
+      </w:pPr>
+      <w:r>
+        <w:rPr>
+          <w:sz w:val="28"/>
+          <w:szCs w:val="28"/>
+        </w:rPr>
+        <w:t xml:space="preserve">Я выполнил проверку, и сделал вывод, что </w:t>
+      </w:r>
+      <w:r>
+        <w:rPr>
+          <w:sz w:val="28"/>
+          <w:szCs w:val="28"/>
+        </w:rPr>
+        <w:t>диапазоны и шаг задаются корректно (шаг определяется по первым двум элементам)</w:t>
+      </w:r>
+      <w:r>
+        <w:rPr>
+          <w:sz w:val="28"/>
+          <w:szCs w:val="28"/>
+        </w:rPr>
+        <w:t xml:space="preserve"> (рис. 9)</w:t>
+      </w:r>
+      <w:r>
+        <w:rPr>
+          <w:sz w:val="28"/>
+          <w:szCs w:val="28"/>
+        </w:rPr>
+        <w:t>.</w:t>
+      </w:r>
+    </w:p>
+    <w:p>
+      <w:pPr>
+        <w:spacing w:line="360" w:lineRule="auto"/>
+        <w:ind w:firstLine="425"/>
+        <w:jc w:val="center"/>
+        <w:rPr>
+          <w:sz w:val="28"/>
+          <w:szCs w:val="28"/>
+        </w:rPr>
+      </w:pPr>
+      <w:r>
+        <w:rPr>
+          <w:noProof/>
+          <w:sz w:val="28"/>
+          <w:szCs w:val="28"/>
+        </w:rPr>
+        <w:drawing>
+          <wp:inline distT="0" distB="0" distL="0" distR="0" wp14:anchorId="611B6E55" wp14:editId="7464AA03">
+            <wp:extent cx="2819794" cy="1876687"/>
+            <wp:effectExtent l="0" t="0" r="0" b="9525"/>
+            <wp:docPr id="10" name="Рисунок 10"/>
+            <wp:cNvGraphicFramePr>
+              <a:graphicFrameLocks xmlns:a="http://schemas.openxmlformats.org/drawingml/2006/main" noChangeAspect="1"/>
+            </wp:cNvGraphicFramePr>
+            <a:graphic xmlns:a="http://schemas.openxmlformats.org/drawingml/2006/main">
+              <a:graphicData uri="http://schemas.openxmlformats.org/drawingml/2006/picture">
+                <pic:pic xmlns:pic="http://schemas.openxmlformats.org/drawingml/2006/picture">
+                  <pic:nvPicPr>
+                    <pic:cNvPr id="1" name=""/>
+                    <pic:cNvPicPr/>
+                  </pic:nvPicPr>
+                  <pic:blipFill>
+                    <a:blip r:embed="rId14"/>
+                    <a:stretch>
+                      <a:fillRect/>
+                    </a:stretch>
+                  </pic:blipFill>
+                  <pic:spPr>
+                    <a:xfrm>
+                      <a:off x="0" y="0"/>
+                      <a:ext cx="2819794" cy="1876687"/>
+                    </a:xfrm>
+                    <a:prstGeom prst="rect">
+                      <a:avLst/>
+                    </a:prstGeom>
+                  </pic:spPr>
+                </pic:pic>
+              </a:graphicData>
+            </a:graphic>
+          </wp:inline>
+        </w:drawing>
+      </w:r>
+    </w:p>
+    <w:p>
+      <w:pPr>
+        <w:spacing w:line="360" w:lineRule="auto"/>
+        <w:ind w:firstLine="425"/>
+        <w:jc w:val="center"/>
+        <w:rPr>
+          <w:sz w:val="28"/>
+          <w:szCs w:val="28"/>
+        </w:rPr>
+      </w:pPr>
+      <w:r>
+        <w:rPr>
+          <w:sz w:val="28"/>
+          <w:szCs w:val="28"/>
+        </w:rPr>
+        <w:t>Рис. 9 – Работа со списками</w:t>
+      </w:r>
+    </w:p>
+    <w:p>
+      <w:pPr>
+        <w:spacing w:line="360" w:lineRule="auto"/>
+        <w:ind w:firstLine="425"/>
+        <w:jc w:val="both"/>
+        <w:rPr>
+          <w:sz w:val="28"/>
+          <w:szCs w:val="28"/>
+        </w:rPr>
+      </w:pPr>
+    </w:p>
+    <w:p>
+      <w:pPr>
+        <w:spacing w:line="360" w:lineRule="auto"/>
+        <w:ind w:firstLine="425"/>
+        <w:jc w:val="both"/>
+        <w:rPr>
+          <w:b/>
+          <w:bCs/>
+          <w:sz w:val="32"/>
+          <w:szCs w:val="32"/>
+        </w:rPr>
+      </w:pPr>
+      <w:r>
+        <w:rPr>
+          <w:b/>
+          <w:bCs/>
+          <w:sz w:val="28"/>
+          <w:szCs w:val="28"/>
+        </w:rPr>
+        <w:t xml:space="preserve">6. </w:t>
+      </w:r>
+      <w:proofErr w:type="gramStart"/>
+      <w:r>
+        <w:rPr>
+          <w:b/>
+          <w:bCs/>
+          <w:sz w:val="28"/>
+          <w:szCs w:val="28"/>
+        </w:rPr>
+        <w:t>Написание функций</w:t>
+      </w:r>
+      <w:proofErr w:type="gramEnd"/>
+      <w:r>
+        <w:rPr>
+          <w:b/>
+          <w:bCs/>
+          <w:sz w:val="28"/>
+          <w:szCs w:val="28"/>
+        </w:rPr>
+        <w:t xml:space="preserve"> выходящих на экран списки:</w:t>
+      </w:r>
+    </w:p>
+    <w:p>
+      <w:pPr>
+        <w:spacing w:line="360" w:lineRule="auto"/>
+        <w:ind w:firstLine="425"/>
+        <w:jc w:val="both"/>
+        <w:rPr>
+          <w:b/>
+          <w:bCs/>
+          <w:sz w:val="28"/>
+          <w:szCs w:val="28"/>
+        </w:rPr>
+      </w:pPr>
+      <w:r>
+        <w:rPr>
+          <w:b/>
+          <w:bCs/>
+          <w:sz w:val="28"/>
+          <w:szCs w:val="28"/>
+        </w:rPr>
+        <w:t>6.1 Все натуральные числа от 1 до n</w:t>
+      </w:r>
+      <w:r>
+        <w:rPr>
+          <w:b/>
+          <w:bCs/>
+          <w:sz w:val="28"/>
+          <w:szCs w:val="28"/>
+        </w:rPr>
+        <w:t xml:space="preserve"> (рис.10)</w:t>
+      </w:r>
+    </w:p>
+    <w:p>
+      <w:pPr>
+        <w:spacing w:line="360" w:lineRule="auto"/>
+        <w:ind w:firstLine="425"/>
+        <w:jc w:val="center"/>
+        <w:rPr>
+          <w:b/>
+          <w:bCs/>
+          <w:sz w:val="28"/>
+          <w:szCs w:val="28"/>
+        </w:rPr>
+      </w:pPr>
+      <w:r>
+        <w:rPr>
+          <w:b/>
+          <w:bCs/>
+          <w:noProof/>
+          <w:sz w:val="28"/>
+          <w:szCs w:val="28"/>
+        </w:rPr>
+        <w:drawing>
+          <wp:inline distT="0" distB="0" distL="0" distR="0" wp14:anchorId="54DF006E" wp14:editId="0EED5A0C">
+            <wp:extent cx="4438649" cy="1626916"/>
+            <wp:effectExtent l="0" t="0" r="635" b="0"/>
+            <wp:docPr id="11" name="Рисунок 11"/>
+            <wp:cNvGraphicFramePr>
+              <a:graphicFrameLocks xmlns:a="http://schemas.openxmlformats.org/drawingml/2006/main" noChangeAspect="1"/>
+            </wp:cNvGraphicFramePr>
+            <a:graphic xmlns:a="http://schemas.openxmlformats.org/drawingml/2006/main">
+              <a:graphicData uri="http://schemas.openxmlformats.org/drawingml/2006/picture">
+                <pic:pic xmlns:pic="http://schemas.openxmlformats.org/drawingml/2006/picture">
+                  <pic:nvPicPr>
+                    <pic:cNvPr id="1" name=""/>
+                    <pic:cNvPicPr/>
+                  </pic:nvPicPr>
+                  <pic:blipFill>
+                    <a:blip r:embed="rId15"/>
+                    <a:stretch>
+                      <a:fillRect/>
+                    </a:stretch>
+                  </pic:blipFill>
+                  <pic:spPr>
+                    <a:xfrm>
+                      <a:off x="0" y="0"/>
+                      <a:ext cx="4448349" cy="1630472"/>
+                    </a:xfrm>
+                    <a:prstGeom prst="rect">
+                      <a:avLst/>
+                    </a:prstGeom>
+                  </pic:spPr>
+                </pic:pic>
+              </a:graphicData>
+            </a:graphic>
+          </wp:inline>
+        </w:drawing>
+      </w:r>
+    </w:p>
+    <w:p>
+      <w:pPr>
+        <w:spacing w:line="360" w:lineRule="auto"/>
+        <w:ind w:firstLine="425"/>
+        <w:jc w:val="center"/>
+        <w:rPr>
+          <w:sz w:val="28"/>
+          <w:szCs w:val="28"/>
+        </w:rPr>
+      </w:pPr>
+      <w:r>
+        <w:rPr>
+          <w:sz w:val="28"/>
+          <w:szCs w:val="28"/>
+        </w:rPr>
+        <w:t>Рис. 10 – Список натуральных чисел</w:t>
+      </w:r>
+    </w:p>
+    <w:p>
+      <w:pPr>
+        <w:spacing w:line="360" w:lineRule="auto"/>
+        <w:ind w:firstLine="425"/>
+        <w:jc w:val="center"/>
+        <w:rPr>
+          <w:b/>
+          <w:bCs/>
+          <w:sz w:val="28"/>
+          <w:szCs w:val="28"/>
+        </w:rPr>
+      </w:pPr>
+    </w:p>
+    <w:p>
+      <w:pPr>
+        <w:spacing w:line="360" w:lineRule="auto"/>
+        <w:ind w:firstLine="425"/>
+        <w:jc w:val="both"/>
+        <w:rPr>
+          <w:b/>
+          <w:bCs/>
+          <w:sz w:val="28"/>
+          <w:szCs w:val="28"/>
+        </w:rPr>
+      </w:pPr>
+      <w:r>
+        <w:rPr>
+          <w:b/>
+          <w:bCs/>
+          <w:sz w:val="28"/>
+          <w:szCs w:val="28"/>
+        </w:rPr>
+        <w:t>6</w:t>
+      </w:r>
+      <w:r>
+        <w:rPr>
+          <w:b/>
+          <w:bCs/>
+          <w:sz w:val="28"/>
+          <w:szCs w:val="28"/>
+        </w:rPr>
+        <w:t>.2</w:t>
+      </w:r>
+      <w:r>
+        <w:rPr>
+          <w:b/>
+          <w:bCs/>
+          <w:sz w:val="28"/>
+          <w:szCs w:val="28"/>
+        </w:rPr>
+        <w:t xml:space="preserve"> Все </w:t>
+      </w:r>
+      <w:r>
+        <w:rPr>
+          <w:b/>
+          <w:bCs/>
+          <w:sz w:val="28"/>
+          <w:szCs w:val="28"/>
+        </w:rPr>
+        <w:t>четные</w:t>
+      </w:r>
+      <w:r>
+        <w:rPr>
+          <w:b/>
+          <w:bCs/>
+          <w:sz w:val="28"/>
+          <w:szCs w:val="28"/>
+        </w:rPr>
+        <w:t xml:space="preserve"> числа от 1 до n</w:t>
+      </w:r>
+      <w:r>
+        <w:rPr>
+          <w:b/>
+          <w:bCs/>
+          <w:sz w:val="28"/>
+          <w:szCs w:val="28"/>
+        </w:rPr>
+        <w:t xml:space="preserve"> (рис.11)</w:t>
+      </w:r>
+    </w:p>
+    <w:p>
+      <w:pPr>
+        <w:spacing w:line="360" w:lineRule="auto"/>
+        <w:ind w:firstLine="425"/>
+        <w:jc w:val="center"/>
+        <w:rPr>
+          <w:b/>
+          <w:bCs/>
+          <w:sz w:val="28"/>
+          <w:szCs w:val="28"/>
+        </w:rPr>
+      </w:pPr>
+      <w:r>
+        <w:rPr>
+          <w:b/>
+          <w:bCs/>
+          <w:noProof/>
+          <w:sz w:val="28"/>
+          <w:szCs w:val="28"/>
+        </w:rPr>
+        <w:drawing>
+          <wp:inline distT="0" distB="0" distL="0" distR="0" wp14:anchorId="13F9ACCF" wp14:editId="6C67435C">
+            <wp:extent cx="4201111" cy="876422"/>
+            <wp:effectExtent l="0" t="0" r="9525" b="0"/>
+            <wp:docPr id="12" name="Рисунок 12"/>
+            <wp:cNvGraphicFramePr>
+              <a:graphicFrameLocks xmlns:a="http://schemas.openxmlformats.org/drawingml/2006/main" noChangeAspect="1"/>
+            </wp:cNvGraphicFramePr>
+            <a:graphic xmlns:a="http://schemas.openxmlformats.org/drawingml/2006/main">
+              <a:graphicData uri="http://schemas.openxmlformats.org/drawingml/2006/picture">
+                <pic:pic xmlns:pic="http://schemas.openxmlformats.org/drawingml/2006/picture">
+                  <pic:nvPicPr>
+                    <pic:cNvPr id="1" name=""/>
+                    <pic:cNvPicPr/>
+                  </pic:nvPicPr>
+                  <pic:blipFill>
+                    <a:blip r:embed="rId16"/>
+                    <a:stretch>
+                      <a:fillRect/>
+                    </a:stretch>
+                  </pic:blipFill>
+                  <pic:spPr>
+                    <a:xfrm>
+                      <a:off x="0" y="0"/>
+                      <a:ext cx="4201111" cy="876422"/>
+                    </a:xfrm>
+                    <a:prstGeom prst="rect">
+                      <a:avLst/>
+                    </a:prstGeom>
+                  </pic:spPr>
+                </pic:pic>
+              </a:graphicData>
+            </a:graphic>
+          </wp:inline>
+        </w:drawing>
+      </w:r>
+    </w:p>
+    <w:p>
+      <w:pPr>
+        <w:spacing w:line="360" w:lineRule="auto"/>
+        <w:ind w:firstLine="425"/>
+        <w:jc w:val="center"/>
+        <w:rPr>
+          <w:sz w:val="28"/>
+          <w:szCs w:val="28"/>
+        </w:rPr>
+      </w:pPr>
+      <w:r>
+        <w:rPr>
+          <w:sz w:val="28"/>
+          <w:szCs w:val="28"/>
+        </w:rPr>
+        <w:t>Рис.11 – Список четных чисел</w:t>
+      </w:r>
+    </w:p>
+    <w:p>
+      <w:pPr>
+        <w:spacing w:line="360" w:lineRule="auto"/>
+        <w:ind w:firstLine="425"/>
+        <w:jc w:val="center"/>
+        <w:rPr>
+          <w:b/>
+          <w:bCs/>
+          <w:sz w:val="28"/>
+          <w:szCs w:val="28"/>
+        </w:rPr>
+      </w:pPr>
+    </w:p>
+    <w:p>
+      <w:pPr>
+        <w:widowControl/>
+        <w:autoSpaceDE/>
+        <w:autoSpaceDN/>
+        <w:adjustRightInd/>
+        <w:spacing w:after="160" w:line="259" w:lineRule="auto"/>
+        <w:rPr>
+          <w:b/>
+          <w:bCs/>
+          <w:sz w:val="28"/>
+          <w:szCs w:val="28"/>
+        </w:rPr>
+      </w:pPr>
+      <w:r>
+        <w:rPr>
+          <w:b/>
+          <w:bCs/>
+          <w:sz w:val="28"/>
+          <w:szCs w:val="28"/>
+        </w:rPr>
+        <w:br w:type="page"/>
+      </w:r>
+    </w:p>
+    <w:p>
+      <w:pPr>
+        <w:spacing w:line="360" w:lineRule="auto"/>
+        <w:ind w:firstLine="425"/>
+        <w:jc w:val="both"/>
+        <w:rPr>
+          <w:b/>
+          <w:bCs/>
+          <w:sz w:val="28"/>
+          <w:szCs w:val="28"/>
+        </w:rPr>
+      </w:pPr>
+      <w:r>
+        <w:rPr>
+          <w:b/>
+          <w:bCs/>
+          <w:sz w:val="28"/>
+          <w:szCs w:val="28"/>
+        </w:rPr>
+        <w:lastRenderedPageBreak/>
+        <w:t>6.</w:t>
+      </w:r>
+      <w:r>
+        <w:rPr>
+          <w:b/>
+          <w:bCs/>
+          <w:sz w:val="28"/>
+          <w:szCs w:val="28"/>
+        </w:rPr>
+        <w:t>3</w:t>
+      </w:r>
+      <w:r>
+        <w:rPr>
+          <w:b/>
+          <w:bCs/>
+          <w:sz w:val="28"/>
+          <w:szCs w:val="28"/>
+        </w:rPr>
+        <w:t xml:space="preserve"> Все </w:t>
+      </w:r>
+      <w:r>
+        <w:rPr>
+          <w:b/>
+          <w:bCs/>
+          <w:sz w:val="28"/>
+          <w:szCs w:val="28"/>
+        </w:rPr>
+        <w:t>нечетные</w:t>
+      </w:r>
+      <w:r>
+        <w:rPr>
+          <w:b/>
+          <w:bCs/>
+          <w:sz w:val="28"/>
+          <w:szCs w:val="28"/>
+        </w:rPr>
+        <w:t xml:space="preserve"> числа от 1 до n</w:t>
+      </w:r>
+      <w:r>
+        <w:rPr>
+          <w:b/>
+          <w:bCs/>
+          <w:sz w:val="28"/>
+          <w:szCs w:val="28"/>
+        </w:rPr>
+        <w:t xml:space="preserve"> (рис.12)</w:t>
+      </w:r>
+    </w:p>
+    <w:p>
+      <w:pPr>
+        <w:spacing w:line="360" w:lineRule="auto"/>
+        <w:ind w:firstLine="425"/>
+        <w:jc w:val="both"/>
+        <w:rPr>
+          <w:b/>
+          <w:bCs/>
+          <w:sz w:val="28"/>
+          <w:szCs w:val="28"/>
+        </w:rPr>
+      </w:pPr>
+    </w:p>
+    <w:p>
+      <w:pPr>
+        <w:spacing w:line="360" w:lineRule="auto"/>
+        <w:ind w:firstLine="425"/>
+        <w:jc w:val="center"/>
+        <w:rPr>
+          <w:sz w:val="28"/>
+          <w:szCs w:val="28"/>
+        </w:rPr>
+      </w:pPr>
+      <w:r>
+        <w:rPr>
+          <w:noProof/>
+          <w:sz w:val="28"/>
+          <w:szCs w:val="28"/>
+        </w:rPr>
+        <w:drawing>
+          <wp:inline distT="0" distB="0" distL="0" distR="0" wp14:anchorId="3860AC2D" wp14:editId="6FBA0D97">
+            <wp:extent cx="4467849" cy="1076475"/>
+            <wp:effectExtent l="0" t="0" r="9525" b="9525"/>
+            <wp:docPr id="13" name="Рисунок 13"/>
+            <wp:cNvGraphicFramePr>
+              <a:graphicFrameLocks xmlns:a="http://schemas.openxmlformats.org/drawingml/2006/main" noChangeAspect="1"/>
+            </wp:cNvGraphicFramePr>
+            <a:graphic xmlns:a="http://schemas.openxmlformats.org/drawingml/2006/main">
+              <a:graphicData uri="http://schemas.openxmlformats.org/drawingml/2006/picture">
+                <pic:pic xmlns:pic="http://schemas.openxmlformats.org/drawingml/2006/picture">
+                  <pic:nvPicPr>
+                    <pic:cNvPr id="1" name=""/>
+                    <pic:cNvPicPr/>
+                  </pic:nvPicPr>
+                  <pic:blipFill>
+                    <a:blip r:embed="rId17"/>
+                    <a:stretch>
+                      <a:fillRect/>
+                    </a:stretch>
+                  </pic:blipFill>
+                  <pic:spPr>
+                    <a:xfrm>
+                      <a:off x="0" y="0"/>
+                      <a:ext cx="4467849" cy="1076475"/>
+                    </a:xfrm>
+                    <a:prstGeom prst="rect">
+                      <a:avLst/>
+                    </a:prstGeom>
+                  </pic:spPr>
+                </pic:pic>
+              </a:graphicData>
+            </a:graphic>
+          </wp:inline>
+        </w:drawing>
+      </w:r>
+    </w:p>
+    <w:p>
+      <w:pPr>
+        <w:spacing w:line="360" w:lineRule="auto"/>
+        <w:ind w:firstLine="425"/>
+        <w:jc w:val="center"/>
+        <w:rPr>
+          <w:sz w:val="28"/>
+          <w:szCs w:val="28"/>
+        </w:rPr>
+      </w:pPr>
+      <w:r>
+        <w:rPr>
+          <w:sz w:val="28"/>
+          <w:szCs w:val="28"/>
+        </w:rPr>
+        <w:t>Рис.11 – Список нечетных чисел</w:t>
+      </w:r>
+    </w:p>
+    <w:p>
+      <w:pPr>
+        <w:spacing w:line="360" w:lineRule="auto"/>
+        <w:ind w:firstLine="425"/>
+        <w:jc w:val="both"/>
+        <w:rPr>
+          <w:sz w:val="28"/>
+          <w:szCs w:val="28"/>
+        </w:rPr>
+      </w:pPr>
+      <w:r>
+        <w:rPr>
+          <w:sz w:val="28"/>
+          <w:szCs w:val="28"/>
+        </w:rPr>
+        <w:t>Результат выполнения функций</w:t>
+      </w:r>
+      <w:r>
+        <w:rPr>
+          <w:sz w:val="28"/>
+          <w:szCs w:val="28"/>
+        </w:rPr>
+        <w:t xml:space="preserve"> (</w:t>
+      </w:r>
+      <w:r>
+        <w:rPr>
+          <w:sz w:val="28"/>
+          <w:szCs w:val="28"/>
+        </w:rPr>
+        <w:t>рис. 12</w:t>
+      </w:r>
+      <w:r>
+        <w:rPr>
+          <w:sz w:val="28"/>
+          <w:szCs w:val="28"/>
+        </w:rPr>
+        <w:t>):</w:t>
+      </w:r>
+    </w:p>
+    <w:p>
+      <w:pPr>
+        <w:spacing w:line="360" w:lineRule="auto"/>
+        <w:ind w:firstLine="425"/>
+        <w:jc w:val="center"/>
+        <w:rPr>
+          <w:sz w:val="28"/>
+          <w:szCs w:val="28"/>
+          <w:lang w:val="en-US"/>
+        </w:rPr>
+      </w:pPr>
+      <w:r>
+        <w:rPr>
+          <w:noProof/>
+          <w:sz w:val="28"/>
+          <w:szCs w:val="28"/>
+          <w:lang w:val="en-US"/>
+        </w:rPr>
+        <w:drawing>
+          <wp:inline distT="0" distB="0" distL="0" distR="0" wp14:anchorId="363915CE" wp14:editId="470655EE">
+            <wp:extent cx="2867425" cy="1943371"/>
+            <wp:effectExtent l="0" t="0" r="9525" b="0"/>
+            <wp:docPr id="14" name="Рисунок 14"/>
+            <wp:cNvGraphicFramePr>
+              <a:graphicFrameLocks xmlns:a="http://schemas.openxmlformats.org/drawingml/2006/main" noChangeAspect="1"/>
+            </wp:cNvGraphicFramePr>
+            <a:graphic xmlns:a="http://schemas.openxmlformats.org/drawingml/2006/main">
+              <a:graphicData uri="http://schemas.openxmlformats.org/drawingml/2006/picture">
+                <pic:pic xmlns:pic="http://schemas.openxmlformats.org/drawingml/2006/picture">
+                  <pic:nvPicPr>
+                    <pic:cNvPr id="1" name=""/>
+                    <pic:cNvPicPr/>
+                  </pic:nvPicPr>
+                  <pic:blipFill>
+                    <a:blip r:embed="rId18"/>
+                    <a:stretch>
+                      <a:fillRect/>
+                    </a:stretch>
+                  </pic:blipFill>
+                  <pic:spPr>
+                    <a:xfrm>
+                      <a:off x="0" y="0"/>
+                      <a:ext cx="2867425" cy="1943371"/>
+                    </a:xfrm>
+                    <a:prstGeom prst="rect">
+                      <a:avLst/>
+                    </a:prstGeom>
+                  </pic:spPr>
+                </pic:pic>
+              </a:graphicData>
+            </a:graphic>
+          </wp:inline>
+        </w:drawing>
+      </w:r>
+    </w:p>
+    <w:p>
+      <w:pPr>
+        <w:spacing w:line="360" w:lineRule="auto"/>
+        <w:ind w:firstLine="425"/>
+        <w:jc w:val="center"/>
+        <w:rPr>
+          <w:sz w:val="28"/>
+          <w:szCs w:val="28"/>
+        </w:rPr>
+      </w:pPr>
+      <w:r>
+        <w:rPr>
+          <w:sz w:val="28"/>
+          <w:szCs w:val="28"/>
+        </w:rPr>
+        <w:t xml:space="preserve">Рис.12 – Вызов функций </w:t>
+      </w:r>
+    </w:p>
+    <w:p>
+      <w:pPr>
+        <w:spacing w:line="360" w:lineRule="auto"/>
+        <w:ind w:firstLine="425"/>
+        <w:jc w:val="center"/>
+        <w:rPr>
+          <w:sz w:val="28"/>
+          <w:szCs w:val="28"/>
+        </w:rPr>
+      </w:pPr>
+    </w:p>
+    <w:p>
+      <w:pPr>
+        <w:spacing w:line="360" w:lineRule="auto"/>
+        <w:ind w:firstLine="425"/>
+        <w:jc w:val="both"/>
+        <w:rPr>
+          <w:b/>
+          <w:bCs/>
+          <w:sz w:val="28"/>
+          <w:szCs w:val="28"/>
+        </w:rPr>
+      </w:pPr>
+      <w:r>
+        <w:rPr>
+          <w:b/>
+          <w:bCs/>
+          <w:sz w:val="28"/>
+          <w:szCs w:val="28"/>
+        </w:rPr>
+        <w:t>7. Комбинирование функций</w:t>
+      </w:r>
+      <w:r>
+        <w:rPr>
+          <w:b/>
+          <w:bCs/>
+          <w:sz w:val="28"/>
+          <w:szCs w:val="28"/>
+        </w:rPr>
+        <w:t xml:space="preserve">. </w:t>
+      </w:r>
+    </w:p>
+    <w:p>
+      <w:pPr>
+        <w:spacing w:line="360" w:lineRule="auto"/>
+        <w:ind w:firstLine="425"/>
+        <w:jc w:val="both"/>
+        <w:rPr>
+          <w:b/>
+          <w:bCs/>
+          <w:sz w:val="28"/>
+          <w:szCs w:val="28"/>
+        </w:rPr>
+      </w:pPr>
+      <w:r>
+        <w:rPr>
+          <w:b/>
+          <w:bCs/>
+        </w:rPr>
+        <w:t xml:space="preserve">7.1 </w:t>
+      </w:r>
+      <w:r>
+        <w:rPr>
+          <w:b/>
+          <w:bCs/>
+          <w:sz w:val="28"/>
+          <w:szCs w:val="28"/>
+        </w:rPr>
+        <w:t>Список квадратов натуральных чисел.</w:t>
+      </w:r>
+    </w:p>
+    <w:p>
+      <w:pPr>
+        <w:spacing w:line="360" w:lineRule="auto"/>
+        <w:ind w:firstLine="425"/>
+        <w:jc w:val="both"/>
+        <w:rPr>
+          <w:sz w:val="28"/>
+          <w:szCs w:val="28"/>
+        </w:rPr>
+      </w:pPr>
+      <w:r>
+        <w:rPr>
+          <w:sz w:val="28"/>
+          <w:szCs w:val="28"/>
+        </w:rPr>
+        <w:t xml:space="preserve">Код функции для генерации </w:t>
+      </w:r>
+      <w:r>
+        <w:rPr>
+          <w:sz w:val="28"/>
+          <w:szCs w:val="28"/>
+        </w:rPr>
+        <w:t xml:space="preserve">списка </w:t>
+      </w:r>
+      <w:r>
+        <w:rPr>
+          <w:sz w:val="28"/>
+          <w:szCs w:val="28"/>
+        </w:rPr>
+        <w:t>квадратов натуральных чисел</w:t>
+      </w:r>
+      <w:r>
+        <w:rPr>
+          <w:sz w:val="28"/>
+          <w:szCs w:val="28"/>
+        </w:rPr>
+        <w:t xml:space="preserve"> от 1 до </w:t>
+      </w:r>
+      <w:r>
+        <w:rPr>
+          <w:sz w:val="28"/>
+          <w:szCs w:val="28"/>
+          <w:lang w:val="en-US"/>
+        </w:rPr>
+        <w:t>n</w:t>
+      </w:r>
+      <w:r>
+        <w:rPr>
+          <w:sz w:val="28"/>
+          <w:szCs w:val="28"/>
+        </w:rPr>
+        <w:t>, с помощью спискового включения, приведен на рисунке 13.</w:t>
+      </w:r>
+    </w:p>
+    <w:p>
+      <w:pPr>
+        <w:spacing w:line="360" w:lineRule="auto"/>
+        <w:ind w:firstLine="425"/>
+        <w:jc w:val="center"/>
+        <w:rPr>
+          <w:b/>
+          <w:bCs/>
+          <w:sz w:val="28"/>
+          <w:szCs w:val="28"/>
+        </w:rPr>
+      </w:pPr>
+      <w:r>
+        <w:rPr>
+          <w:b/>
+          <w:bCs/>
+          <w:sz w:val="28"/>
+          <w:szCs w:val="28"/>
+        </w:rPr>
+        <w:drawing>
+          <wp:inline distT="0" distB="0" distL="0" distR="0" wp14:anchorId="5B205301" wp14:editId="021D440E">
+            <wp:extent cx="4420217" cy="1305107"/>
+            <wp:effectExtent l="0" t="0" r="0" b="9525"/>
+            <wp:docPr id="9" name="Рисунок 9"/>
+            <wp:cNvGraphicFramePr>
+              <a:graphicFrameLocks xmlns:a="http://schemas.openxmlformats.org/drawingml/2006/main" noChangeAspect="1"/>
+            </wp:cNvGraphicFramePr>
+            <a:graphic xmlns:a="http://schemas.openxmlformats.org/drawingml/2006/main">
+              <a:graphicData uri="http://schemas.openxmlformats.org/drawingml/2006/picture">
+                <pic:pic xmlns:pic="http://schemas.openxmlformats.org/drawingml/2006/picture">
+                  <pic:nvPicPr>
+                    <pic:cNvPr id="1" name=""/>
+                    <pic:cNvPicPr/>
+                  </pic:nvPicPr>
+                  <pic:blipFill>
+                    <a:blip r:embed="rId19"/>
+                    <a:stretch>
+                      <a:fillRect/>
+                    </a:stretch>
+                  </pic:blipFill>
+                  <pic:spPr>
+                    <a:xfrm>
+                      <a:off x="0" y="0"/>
+                      <a:ext cx="4420217" cy="1305107"/>
+                    </a:xfrm>
+                    <a:prstGeom prst="rect">
+                      <a:avLst/>
+                    </a:prstGeom>
+                  </pic:spPr>
+                </pic:pic>
+              </a:graphicData>
+            </a:graphic>
+          </wp:inline>
+        </w:drawing>
+      </w:r>
+    </w:p>
+    <w:p>
+      <w:pPr>
+        <w:spacing w:line="360" w:lineRule="auto"/>
+        <w:ind w:firstLine="425"/>
+        <w:jc w:val="center"/>
+        <w:rPr>
+          <w:sz w:val="28"/>
+          <w:szCs w:val="28"/>
+        </w:rPr>
+      </w:pPr>
+      <w:r>
+        <w:rPr>
+          <w:sz w:val="28"/>
+          <w:szCs w:val="28"/>
+        </w:rPr>
+        <w:t>Рис.13 – Код функции</w:t>
+      </w:r>
+      <w:r>
+        <w:rPr>
+          <w:sz w:val="28"/>
+          <w:szCs w:val="28"/>
+        </w:rPr>
+        <w:t xml:space="preserve"> «Квадраты чисел»</w:t>
+      </w:r>
+    </w:p>
+    <w:p>
+      <w:pPr>
+        <w:widowControl/>
+        <w:autoSpaceDE/>
+        <w:autoSpaceDN/>
+        <w:adjustRightInd/>
+        <w:spacing w:after="160" w:line="259" w:lineRule="auto"/>
+        <w:rPr>
+          <w:b/>
+          <w:bCs/>
+          <w:sz w:val="28"/>
+          <w:szCs w:val="28"/>
+        </w:rPr>
+      </w:pPr>
+      <w:r>
+        <w:rPr>
+          <w:b/>
+          <w:bCs/>
+          <w:sz w:val="28"/>
+          <w:szCs w:val="28"/>
+        </w:rPr>
+        <w:br w:type="page"/>
+      </w:r>
+    </w:p>
+    <w:p>
+      <w:pPr>
+        <w:spacing w:line="360" w:lineRule="auto"/>
+        <w:ind w:firstLine="425"/>
+        <w:jc w:val="both"/>
+        <w:rPr>
+          <w:b/>
+          <w:bCs/>
+          <w:sz w:val="28"/>
+          <w:szCs w:val="28"/>
+        </w:rPr>
+      </w:pPr>
+      <w:r>
+        <w:rPr>
+          <w:b/>
+          <w:bCs/>
+          <w:sz w:val="28"/>
+          <w:szCs w:val="28"/>
+        </w:rPr>
+        <w:lastRenderedPageBreak/>
+        <w:t xml:space="preserve">7.2 Список факториалов. </w:t>
+      </w:r>
+    </w:p>
+    <w:p>
+      <w:pPr>
+        <w:spacing w:line="360" w:lineRule="auto"/>
+        <w:ind w:firstLine="425"/>
+        <w:jc w:val="both"/>
+        <w:rPr>
+          <w:sz w:val="28"/>
+          <w:szCs w:val="28"/>
+        </w:rPr>
+      </w:pPr>
+      <w:r>
+        <w:rPr>
+          <w:sz w:val="28"/>
+          <w:szCs w:val="28"/>
+        </w:rPr>
+        <w:t>Код функции для генерации</w:t>
+      </w:r>
+      <w:r>
+        <w:rPr>
+          <w:sz w:val="28"/>
+          <w:szCs w:val="28"/>
+        </w:rPr>
+        <w:t xml:space="preserve"> списка</w:t>
+      </w:r>
+      <w:r>
+        <w:rPr>
+          <w:sz w:val="28"/>
+          <w:szCs w:val="28"/>
+        </w:rPr>
+        <w:t xml:space="preserve"> </w:t>
+      </w:r>
+      <w:r>
+        <w:rPr>
+          <w:sz w:val="28"/>
+          <w:szCs w:val="28"/>
+        </w:rPr>
+        <w:t>факториалов</w:t>
+      </w:r>
+      <w:r>
+        <w:rPr>
+          <w:sz w:val="28"/>
+          <w:szCs w:val="28"/>
+        </w:rPr>
+        <w:t xml:space="preserve"> </w:t>
+      </w:r>
+      <w:r>
+        <w:rPr>
+          <w:sz w:val="28"/>
+          <w:szCs w:val="28"/>
+        </w:rPr>
+        <w:t xml:space="preserve">от 1 до </w:t>
+      </w:r>
+      <w:r>
+        <w:rPr>
+          <w:sz w:val="28"/>
+          <w:szCs w:val="28"/>
+          <w:lang w:val="en-US"/>
+        </w:rPr>
+        <w:t>n</w:t>
+      </w:r>
+      <w:r>
+        <w:rPr>
+          <w:sz w:val="28"/>
+          <w:szCs w:val="28"/>
+        </w:rPr>
+        <w:t>, с помощью спискового включения, приведен на рисунке 1</w:t>
+      </w:r>
+      <w:r>
+        <w:rPr>
+          <w:sz w:val="28"/>
+          <w:szCs w:val="28"/>
+        </w:rPr>
+        <w:t>4</w:t>
+      </w:r>
+      <w:r>
+        <w:rPr>
+          <w:sz w:val="28"/>
+          <w:szCs w:val="28"/>
+        </w:rPr>
+        <w:t>.</w:t>
+      </w:r>
+    </w:p>
+    <w:p>
+      <w:pPr>
+        <w:spacing w:line="360" w:lineRule="auto"/>
+        <w:ind w:firstLine="425"/>
+        <w:jc w:val="center"/>
+        <w:rPr>
+          <w:sz w:val="28"/>
+          <w:szCs w:val="28"/>
+        </w:rPr>
+      </w:pPr>
+      <w:r>
+        <w:rPr>
+          <w:sz w:val="28"/>
+          <w:szCs w:val="28"/>
+        </w:rPr>
+        <w:drawing>
+          <wp:inline distT="0" distB="0" distL="0" distR="0" wp14:anchorId="1B6CF481" wp14:editId="3DECABAA">
+            <wp:extent cx="5353797" cy="1810003"/>
+            <wp:effectExtent l="0" t="0" r="0" b="0"/>
+            <wp:docPr id="15" name="Рисунок 15"/>
+            <wp:cNvGraphicFramePr>
+              <a:graphicFrameLocks xmlns:a="http://schemas.openxmlformats.org/drawingml/2006/main" noChangeAspect="1"/>
+            </wp:cNvGraphicFramePr>
+            <a:graphic xmlns:a="http://schemas.openxmlformats.org/drawingml/2006/main">
+              <a:graphicData uri="http://schemas.openxmlformats.org/drawingml/2006/picture">
+                <pic:pic xmlns:pic="http://schemas.openxmlformats.org/drawingml/2006/picture">
+                  <pic:nvPicPr>
+                    <pic:cNvPr id="1" name=""/>
+                    <pic:cNvPicPr/>
+                  </pic:nvPicPr>
+                  <pic:blipFill>
+                    <a:blip r:embed="rId20"/>
+                    <a:stretch>
+                      <a:fillRect/>
+                    </a:stretch>
+                  </pic:blipFill>
+                  <pic:spPr>
+                    <a:xfrm>
+                      <a:off x="0" y="0"/>
+                      <a:ext cx="5353797" cy="1810003"/>
+                    </a:xfrm>
+                    <a:prstGeom prst="rect">
+                      <a:avLst/>
+                    </a:prstGeom>
+                  </pic:spPr>
+                </pic:pic>
+              </a:graphicData>
+            </a:graphic>
+          </wp:inline>
+        </w:drawing>
+      </w:r>
+    </w:p>
+    <w:p>
+      <w:pPr>
+        <w:spacing w:line="360" w:lineRule="auto"/>
+        <w:ind w:firstLine="425"/>
+        <w:jc w:val="center"/>
+        <w:rPr>
+          <w:sz w:val="28"/>
+          <w:szCs w:val="28"/>
+        </w:rPr>
+      </w:pPr>
+      <w:r>
+        <w:rPr>
+          <w:sz w:val="28"/>
+          <w:szCs w:val="28"/>
+        </w:rPr>
+        <w:t>Рис.1</w:t>
+      </w:r>
+      <w:r>
+        <w:rPr>
+          <w:sz w:val="28"/>
+          <w:szCs w:val="28"/>
+        </w:rPr>
+        <w:t>4</w:t>
+      </w:r>
+      <w:r>
+        <w:rPr>
+          <w:sz w:val="28"/>
+          <w:szCs w:val="28"/>
+        </w:rPr>
+        <w:t xml:space="preserve"> – Код функции «</w:t>
+      </w:r>
+      <w:r>
+        <w:rPr>
+          <w:sz w:val="28"/>
+          <w:szCs w:val="28"/>
+        </w:rPr>
+        <w:t>Список факториалов</w:t>
+      </w:r>
+      <w:r>
+        <w:rPr>
+          <w:sz w:val="28"/>
+          <w:szCs w:val="28"/>
+        </w:rPr>
+        <w:t>»</w:t>
+      </w:r>
+    </w:p>
+    <w:p>
+      <w:pPr>
+        <w:spacing w:line="360" w:lineRule="auto"/>
+        <w:ind w:firstLine="425"/>
+        <w:jc w:val="both"/>
+        <w:rPr>
+          <w:sz w:val="28"/>
+          <w:szCs w:val="28"/>
+        </w:rPr>
+      </w:pPr>
+    </w:p>
+    <w:p>
+      <w:pPr>
+        <w:spacing w:line="360" w:lineRule="auto"/>
+        <w:ind w:firstLine="425"/>
+        <w:jc w:val="both"/>
+        <w:rPr>
+          <w:b/>
+          <w:bCs/>
+          <w:sz w:val="28"/>
+          <w:szCs w:val="28"/>
+        </w:rPr>
+      </w:pPr>
+      <w:r>
+        <w:rPr>
+          <w:b/>
+          <w:bCs/>
+          <w:sz w:val="28"/>
+          <w:szCs w:val="28"/>
+        </w:rPr>
+        <w:t xml:space="preserve">7.3 Список степеней двойки. </w:t>
+      </w:r>
+    </w:p>
+    <w:p>
+      <w:pPr>
+        <w:spacing w:line="360" w:lineRule="auto"/>
+        <w:ind w:firstLine="425"/>
+        <w:jc w:val="both"/>
+        <w:rPr>
+          <w:sz w:val="28"/>
+          <w:szCs w:val="28"/>
+        </w:rPr>
+      </w:pPr>
+      <w:r>
+        <w:rPr>
+          <w:sz w:val="28"/>
+          <w:szCs w:val="28"/>
+        </w:rPr>
+        <w:t>Код функции для генерации</w:t>
+      </w:r>
+      <w:r>
+        <w:rPr>
+          <w:sz w:val="28"/>
+          <w:szCs w:val="28"/>
+        </w:rPr>
+        <w:t xml:space="preserve"> списка</w:t>
+      </w:r>
+      <w:r>
+        <w:rPr>
+          <w:sz w:val="28"/>
+          <w:szCs w:val="28"/>
+        </w:rPr>
+        <w:t xml:space="preserve"> </w:t>
+      </w:r>
+      <w:r>
+        <w:rPr>
+          <w:sz w:val="28"/>
+          <w:szCs w:val="28"/>
+        </w:rPr>
+        <w:t>степеней двойки</w:t>
+      </w:r>
+      <w:r>
+        <w:rPr>
+          <w:sz w:val="28"/>
+          <w:szCs w:val="28"/>
+        </w:rPr>
+        <w:t xml:space="preserve"> </w:t>
+      </w:r>
+      <w:r>
+        <w:rPr>
+          <w:sz w:val="28"/>
+          <w:szCs w:val="28"/>
+        </w:rPr>
+        <w:t xml:space="preserve">от 1 до </w:t>
+      </w:r>
+      <w:r>
+        <w:rPr>
+          <w:sz w:val="28"/>
+          <w:szCs w:val="28"/>
+          <w:lang w:val="en-US"/>
+        </w:rPr>
+        <w:t>n</w:t>
+      </w:r>
+      <w:r>
+        <w:rPr>
+          <w:sz w:val="28"/>
+          <w:szCs w:val="28"/>
+        </w:rPr>
+        <w:t>, с помощью спискового включения, приведен на рисунке 1</w:t>
+      </w:r>
+      <w:r>
+        <w:rPr>
+          <w:sz w:val="28"/>
+          <w:szCs w:val="28"/>
+        </w:rPr>
+        <w:t>5</w:t>
+      </w:r>
+      <w:r>
+        <w:rPr>
+          <w:sz w:val="28"/>
+          <w:szCs w:val="28"/>
+        </w:rPr>
+        <w:t>.</w:t>
+      </w:r>
+    </w:p>
+    <w:p>
+      <w:pPr>
+        <w:spacing w:line="360" w:lineRule="auto"/>
+        <w:ind w:firstLine="425"/>
+        <w:jc w:val="center"/>
+        <w:rPr>
+          <w:sz w:val="28"/>
+          <w:szCs w:val="28"/>
+        </w:rPr>
+      </w:pPr>
+      <w:r>
+        <w:rPr>
+          <w:sz w:val="28"/>
+          <w:szCs w:val="28"/>
+        </w:rPr>
+        <w:drawing>
+          <wp:inline distT="0" distB="0" distL="0" distR="0" wp14:anchorId="69922560" wp14:editId="26B0CF0F">
+            <wp:extent cx="5496692" cy="943107"/>
+            <wp:effectExtent l="0" t="0" r="0" b="9525"/>
+            <wp:docPr id="16" name="Рисунок 16"/>
+            <wp:cNvGraphicFramePr>
+              <a:graphicFrameLocks xmlns:a="http://schemas.openxmlformats.org/drawingml/2006/main" noChangeAspect="1"/>
+            </wp:cNvGraphicFramePr>
+            <a:graphic xmlns:a="http://schemas.openxmlformats.org/drawingml/2006/main">
+              <a:graphicData uri="http://schemas.openxmlformats.org/drawingml/2006/picture">
+                <pic:pic xmlns:pic="http://schemas.openxmlformats.org/drawingml/2006/picture">
+                  <pic:nvPicPr>
+                    <pic:cNvPr id="1" name=""/>
+                    <pic:cNvPicPr/>
+                  </pic:nvPicPr>
+                  <pic:blipFill>
+                    <a:blip r:embed="rId21"/>
+                    <a:stretch>
+                      <a:fillRect/>
+                    </a:stretch>
+                  </pic:blipFill>
+                  <pic:spPr>
+                    <a:xfrm>
+                      <a:off x="0" y="0"/>
+                      <a:ext cx="5496692" cy="943107"/>
+                    </a:xfrm>
+                    <a:prstGeom prst="rect">
+                      <a:avLst/>
+                    </a:prstGeom>
+                  </pic:spPr>
+                </pic:pic>
+              </a:graphicData>
+            </a:graphic>
+          </wp:inline>
+        </w:drawing>
+      </w:r>
+    </w:p>
+    <w:p>
+      <w:pPr>
+        <w:spacing w:line="360" w:lineRule="auto"/>
+        <w:ind w:firstLine="425"/>
+        <w:jc w:val="center"/>
+        <w:rPr>
+          <w:sz w:val="28"/>
+          <w:szCs w:val="28"/>
+        </w:rPr>
+      </w:pPr>
+      <w:r>
+        <w:rPr>
+          <w:sz w:val="28"/>
+          <w:szCs w:val="28"/>
+        </w:rPr>
+        <w:t>Рис.1</w:t>
+      </w:r>
+      <w:r>
+        <w:rPr>
+          <w:sz w:val="28"/>
+          <w:szCs w:val="28"/>
+        </w:rPr>
+        <w:t>5</w:t>
+      </w:r>
+      <w:r>
+        <w:rPr>
+          <w:sz w:val="28"/>
+          <w:szCs w:val="28"/>
+        </w:rPr>
+        <w:t xml:space="preserve"> – Код функции</w:t>
+      </w:r>
+      <w:r>
+        <w:rPr>
+          <w:sz w:val="28"/>
+          <w:szCs w:val="28"/>
+        </w:rPr>
+        <w:t xml:space="preserve"> «Список </w:t>
+      </w:r>
+      <w:r>
+        <w:rPr>
+          <w:sz w:val="28"/>
+          <w:szCs w:val="28"/>
+        </w:rPr>
+        <w:t>степеней двойки</w:t>
+      </w:r>
+      <w:r>
+        <w:rPr>
+          <w:sz w:val="28"/>
+          <w:szCs w:val="28"/>
+        </w:rPr>
+        <w:t>»</w:t>
+      </w:r>
+    </w:p>
+    <w:p>
+      <w:pPr>
+        <w:spacing w:line="360" w:lineRule="auto"/>
+        <w:ind w:firstLine="425"/>
+        <w:jc w:val="both"/>
+        <w:rPr>
+          <w:sz w:val="28"/>
+          <w:szCs w:val="28"/>
+        </w:rPr>
+      </w:pPr>
+    </w:p>
+    <w:p>
+      <w:pPr>
+        <w:spacing w:line="360" w:lineRule="auto"/>
+        <w:ind w:firstLine="425"/>
+        <w:jc w:val="both"/>
+        <w:rPr>
+          <w:b/>
+          <w:bCs/>
+          <w:sz w:val="28"/>
+          <w:szCs w:val="28"/>
+        </w:rPr>
+      </w:pPr>
+      <w:r>
+        <w:rPr>
+          <w:b/>
+          <w:bCs/>
+          <w:sz w:val="28"/>
+          <w:szCs w:val="28"/>
+        </w:rPr>
+        <w:t>7.4 Список треугольных чисел Ферма.</w:t>
+      </w:r>
+    </w:p>
+    <w:p>
+      <w:pPr>
+        <w:spacing w:line="360" w:lineRule="auto"/>
+        <w:ind w:firstLine="425"/>
+        <w:jc w:val="both"/>
+        <w:rPr>
+          <w:sz w:val="28"/>
+          <w:szCs w:val="28"/>
+        </w:rPr>
+      </w:pPr>
+      <w:r>
+        <w:rPr>
+          <w:sz w:val="28"/>
+          <w:szCs w:val="28"/>
+        </w:rPr>
+        <w:t>Код функции для генерации</w:t>
+      </w:r>
+      <w:r>
+        <w:rPr>
+          <w:sz w:val="28"/>
+          <w:szCs w:val="28"/>
+        </w:rPr>
+        <w:t xml:space="preserve"> списка</w:t>
+      </w:r>
+      <w:r>
+        <w:rPr>
+          <w:sz w:val="28"/>
+          <w:szCs w:val="28"/>
+        </w:rPr>
+        <w:t xml:space="preserve"> </w:t>
+      </w:r>
+      <w:r>
+        <w:rPr>
+          <w:sz w:val="28"/>
+          <w:szCs w:val="28"/>
+        </w:rPr>
+        <w:t>треугольных чисел Ферма</w:t>
+      </w:r>
+      <w:r>
+        <w:rPr>
+          <w:sz w:val="28"/>
+          <w:szCs w:val="28"/>
+        </w:rPr>
+        <w:t>, с помощью спискового включения, приведен на рисунке 1</w:t>
+      </w:r>
+      <w:r>
+        <w:rPr>
+          <w:sz w:val="28"/>
+          <w:szCs w:val="28"/>
+        </w:rPr>
+        <w:t>6</w:t>
+      </w:r>
+      <w:r>
+        <w:rPr>
+          <w:sz w:val="28"/>
+          <w:szCs w:val="28"/>
+        </w:rPr>
+        <w:t>.</w:t>
+      </w:r>
+    </w:p>
+    <w:p>
+      <w:pPr>
+        <w:spacing w:line="360" w:lineRule="auto"/>
+        <w:ind w:firstLine="425"/>
+        <w:jc w:val="center"/>
+        <w:rPr>
+          <w:sz w:val="28"/>
+          <w:szCs w:val="28"/>
+        </w:rPr>
+      </w:pPr>
+      <w:r>
+        <w:rPr>
+          <w:sz w:val="28"/>
+          <w:szCs w:val="28"/>
+        </w:rPr>
+        <w:drawing>
+          <wp:inline distT="0" distB="0" distL="0" distR="0" wp14:anchorId="09E8F7A2" wp14:editId="740FB25F">
+            <wp:extent cx="5940425" cy="802005"/>
+            <wp:effectExtent l="0" t="0" r="3175" b="0"/>
+            <wp:docPr id="17" name="Рисунок 17"/>
+            <wp:cNvGraphicFramePr>
+              <a:graphicFrameLocks xmlns:a="http://schemas.openxmlformats.org/drawingml/2006/main" noChangeAspect="1"/>
+            </wp:cNvGraphicFramePr>
+            <a:graphic xmlns:a="http://schemas.openxmlformats.org/drawingml/2006/main">
+              <a:graphicData uri="http://schemas.openxmlformats.org/drawingml/2006/picture">
+                <pic:pic xmlns:pic="http://schemas.openxmlformats.org/drawingml/2006/picture">
+                  <pic:nvPicPr>
+                    <pic:cNvPr id="1" name=""/>
+                    <pic:cNvPicPr/>
+                  </pic:nvPicPr>
+                  <pic:blipFill>
+                    <a:blip r:embed="rId22"/>
+                    <a:stretch>
+                      <a:fillRect/>
+                    </a:stretch>
+                  </pic:blipFill>
+                  <pic:spPr>
+                    <a:xfrm>
+                      <a:off x="0" y="0"/>
+                      <a:ext cx="5940425" cy="802005"/>
+                    </a:xfrm>
+                    <a:prstGeom prst="rect">
+                      <a:avLst/>
+                    </a:prstGeom>
+                  </pic:spPr>
+                </pic:pic>
+              </a:graphicData>
+            </a:graphic>
+          </wp:inline>
+        </w:drawing>
+      </w:r>
+    </w:p>
+    <w:p>
+      <w:pPr>
+        <w:spacing w:line="360" w:lineRule="auto"/>
+        <w:ind w:firstLine="425"/>
+        <w:jc w:val="center"/>
+        <w:rPr>
+          <w:sz w:val="28"/>
+          <w:szCs w:val="28"/>
+        </w:rPr>
+      </w:pPr>
+      <w:r>
+        <w:rPr>
+          <w:sz w:val="28"/>
+          <w:szCs w:val="28"/>
+        </w:rPr>
+        <w:t>Рис.1</w:t>
+      </w:r>
+      <w:r>
+        <w:rPr>
+          <w:sz w:val="28"/>
+          <w:szCs w:val="28"/>
+        </w:rPr>
+        <w:t>6</w:t>
+      </w:r>
+      <w:r>
+        <w:rPr>
+          <w:sz w:val="28"/>
+          <w:szCs w:val="28"/>
+        </w:rPr>
+        <w:t xml:space="preserve"> – Код функции</w:t>
+      </w:r>
+      <w:r>
+        <w:rPr>
+          <w:sz w:val="28"/>
+          <w:szCs w:val="28"/>
+        </w:rPr>
+        <w:t xml:space="preserve"> «Список </w:t>
+      </w:r>
+      <w:r>
+        <w:rPr>
+          <w:sz w:val="28"/>
+          <w:szCs w:val="28"/>
+        </w:rPr>
+        <w:t>треугольных чисел</w:t>
+      </w:r>
+      <w:r>
+        <w:rPr>
+          <w:sz w:val="28"/>
+          <w:szCs w:val="28"/>
+        </w:rPr>
+        <w:t>»</w:t>
+      </w:r>
+    </w:p>
+    <w:p>
+      <w:pPr>
+        <w:spacing w:line="360" w:lineRule="auto"/>
+        <w:ind w:firstLine="425"/>
+        <w:jc w:val="both"/>
+        <w:rPr>
+          <w:b/>
+          <w:bCs/>
+          <w:sz w:val="28"/>
+          <w:szCs w:val="28"/>
+        </w:rPr>
+      </w:pPr>
+    </w:p>
+    <w:p>
+      <w:pPr>
+        <w:widowControl/>
+        <w:autoSpaceDE/>
+        <w:autoSpaceDN/>
+        <w:adjustRightInd/>
+        <w:spacing w:after="160" w:line="259" w:lineRule="auto"/>
+        <w:rPr>
+          <w:b/>
+          <w:bCs/>
+          <w:sz w:val="28"/>
+          <w:szCs w:val="28"/>
+        </w:rPr>
+      </w:pPr>
+      <w:r>
+        <w:rPr>
+          <w:b/>
+          <w:bCs/>
+          <w:sz w:val="28"/>
+          <w:szCs w:val="28"/>
+        </w:rPr>
+        <w:br w:type="page"/>
+      </w:r>
+    </w:p>
+    <w:p>
+      <w:pPr>
+        <w:spacing w:line="360" w:lineRule="auto"/>
+        <w:ind w:firstLine="425"/>
+        <w:jc w:val="both"/>
+        <w:rPr>
+          <w:b/>
+          <w:bCs/>
+          <w:sz w:val="28"/>
+          <w:szCs w:val="28"/>
+        </w:rPr>
+      </w:pPr>
+      <w:r>
+        <w:rPr>
+          <w:b/>
+          <w:bCs/>
+          <w:sz w:val="28"/>
+          <w:szCs w:val="28"/>
+        </w:rPr>
+        <w:lastRenderedPageBreak/>
+        <w:t>7.5 Список пирамидальных чисел Ферма.</w:t>
+      </w:r>
+    </w:p>
+    <w:p>
+      <w:pPr>
+        <w:spacing w:line="360" w:lineRule="auto"/>
+        <w:ind w:firstLine="425"/>
+        <w:jc w:val="both"/>
+        <w:rPr>
+          <w:sz w:val="28"/>
+          <w:szCs w:val="28"/>
+        </w:rPr>
+      </w:pPr>
+      <w:r>
+        <w:rPr>
+          <w:sz w:val="28"/>
+          <w:szCs w:val="28"/>
+        </w:rPr>
+        <w:t>Код функции для генерации</w:t>
+      </w:r>
+      <w:r>
+        <w:rPr>
+          <w:sz w:val="28"/>
+          <w:szCs w:val="28"/>
+        </w:rPr>
+        <w:t xml:space="preserve"> списка</w:t>
+      </w:r>
+      <w:r>
+        <w:rPr>
+          <w:sz w:val="28"/>
+          <w:szCs w:val="28"/>
+        </w:rPr>
+        <w:t xml:space="preserve"> </w:t>
+      </w:r>
+      <w:r>
+        <w:rPr>
+          <w:sz w:val="28"/>
+          <w:szCs w:val="28"/>
+        </w:rPr>
+        <w:t>пирамидальных</w:t>
+      </w:r>
+      <w:r>
+        <w:rPr>
+          <w:b/>
+          <w:bCs/>
+          <w:sz w:val="28"/>
+          <w:szCs w:val="28"/>
+        </w:rPr>
+        <w:t xml:space="preserve"> </w:t>
+      </w:r>
+      <w:r>
+        <w:rPr>
+          <w:sz w:val="28"/>
+          <w:szCs w:val="28"/>
+        </w:rPr>
+        <w:t>чисел Ферма</w:t>
+      </w:r>
+      <w:r>
+        <w:rPr>
+          <w:sz w:val="28"/>
+          <w:szCs w:val="28"/>
+        </w:rPr>
+        <w:t xml:space="preserve">, с помощью спискового включения, приведен на рисунке </w:t>
+      </w:r>
+      <w:r>
+        <w:rPr>
+          <w:sz w:val="28"/>
+          <w:szCs w:val="28"/>
+        </w:rPr>
+        <w:t>17</w:t>
+      </w:r>
+      <w:r>
+        <w:rPr>
+          <w:sz w:val="28"/>
+          <w:szCs w:val="28"/>
+        </w:rPr>
+        <w:t>.</w:t>
+      </w:r>
+    </w:p>
+    <w:p>
+      <w:pPr>
+        <w:spacing w:line="360" w:lineRule="auto"/>
+        <w:jc w:val="center"/>
+        <w:rPr>
+          <w:sz w:val="28"/>
+          <w:szCs w:val="28"/>
+        </w:rPr>
+      </w:pPr>
+      <w:r>
+        <w:rPr>
+          <w:sz w:val="28"/>
+          <w:szCs w:val="28"/>
+        </w:rPr>
+        <w:drawing>
+          <wp:inline distT="0" distB="0" distL="0" distR="0" wp14:anchorId="20508542" wp14:editId="25BC3C99">
+            <wp:extent cx="5940425" cy="814070"/>
+            <wp:effectExtent l="0" t="0" r="3175" b="5080"/>
+            <wp:docPr id="18" name="Рисунок 18"/>
+            <wp:cNvGraphicFramePr>
+              <a:graphicFrameLocks xmlns:a="http://schemas.openxmlformats.org/drawingml/2006/main" noChangeAspect="1"/>
+            </wp:cNvGraphicFramePr>
+            <a:graphic xmlns:a="http://schemas.openxmlformats.org/drawingml/2006/main">
+              <a:graphicData uri="http://schemas.openxmlformats.org/drawingml/2006/picture">
+                <pic:pic xmlns:pic="http://schemas.openxmlformats.org/drawingml/2006/picture">
+                  <pic:nvPicPr>
+                    <pic:cNvPr id="1" name=""/>
+                    <pic:cNvPicPr/>
+                  </pic:nvPicPr>
+                  <pic:blipFill>
+                    <a:blip r:embed="rId23"/>
+                    <a:stretch>
+                      <a:fillRect/>
+                    </a:stretch>
+                  </pic:blipFill>
+                  <pic:spPr>
+                    <a:xfrm>
+                      <a:off x="0" y="0"/>
+                      <a:ext cx="5940425" cy="814070"/>
+                    </a:xfrm>
+                    <a:prstGeom prst="rect">
+                      <a:avLst/>
+                    </a:prstGeom>
+                  </pic:spPr>
+                </pic:pic>
+              </a:graphicData>
+            </a:graphic>
+          </wp:inline>
+        </w:drawing>
+      </w:r>
+    </w:p>
+    <w:p>
+      <w:pPr>
+        <w:spacing w:line="360" w:lineRule="auto"/>
+        <w:ind w:firstLine="425"/>
+        <w:jc w:val="center"/>
+        <w:rPr>
+          <w:sz w:val="28"/>
+          <w:szCs w:val="28"/>
+        </w:rPr>
+      </w:pPr>
+      <w:r>
+        <w:rPr>
+          <w:sz w:val="28"/>
+          <w:szCs w:val="28"/>
+        </w:rPr>
+        <w:t>Рис.1</w:t>
+      </w:r>
+      <w:r>
+        <w:rPr>
+          <w:sz w:val="28"/>
+          <w:szCs w:val="28"/>
+        </w:rPr>
+        <w:t>7</w:t>
+      </w:r>
+      <w:r>
+        <w:rPr>
+          <w:sz w:val="28"/>
+          <w:szCs w:val="28"/>
+        </w:rPr>
+        <w:t xml:space="preserve"> – Код функции</w:t>
+      </w:r>
+      <w:r>
+        <w:rPr>
+          <w:sz w:val="28"/>
+          <w:szCs w:val="28"/>
+        </w:rPr>
+        <w:t xml:space="preserve"> «Список </w:t>
+      </w:r>
+      <w:r>
+        <w:rPr>
+          <w:sz w:val="28"/>
+          <w:szCs w:val="28"/>
+        </w:rPr>
+        <w:t>пирамидальных</w:t>
+      </w:r>
+      <w:r>
+        <w:rPr>
+          <w:sz w:val="28"/>
+          <w:szCs w:val="28"/>
+        </w:rPr>
+        <w:t xml:space="preserve"> чисел»</w:t>
+      </w:r>
+    </w:p>
+    <w:p>
+      <w:pPr>
+        <w:spacing w:line="360" w:lineRule="auto"/>
+        <w:ind w:firstLine="425"/>
+        <w:jc w:val="both"/>
+        <w:rPr>
+          <w:sz w:val="28"/>
+          <w:szCs w:val="28"/>
+        </w:rPr>
+      </w:pPr>
+      <w:r>
+        <w:rPr>
+          <w:sz w:val="28"/>
+          <w:szCs w:val="28"/>
+        </w:rPr>
+        <w:t>Результат выполнения функций приведен на рисунке 18.</w:t>
+      </w:r>
+    </w:p>
+    <w:p>
+      <w:pPr>
+        <w:spacing w:line="360" w:lineRule="auto"/>
+        <w:jc w:val="center"/>
+        <w:rPr>
+          <w:sz w:val="28"/>
+          <w:szCs w:val="28"/>
+          <w:lang w:val="en-US"/>
+        </w:rPr>
+      </w:pPr>
+      <w:r>
+        <w:rPr>
+          <w:sz w:val="28"/>
+          <w:szCs w:val="28"/>
+          <w:lang w:val="en-US"/>
+        </w:rPr>
+        <w:drawing>
+          <wp:inline distT="0" distB="0" distL="0" distR="0" wp14:anchorId="6AA4A099" wp14:editId="354B5309">
+            <wp:extent cx="5940425" cy="2211705"/>
+            <wp:effectExtent l="0" t="0" r="3175" b="0"/>
+            <wp:docPr id="19" name="Рисунок 19"/>
+            <wp:cNvGraphicFramePr>
+              <a:graphicFrameLocks xmlns:a="http://schemas.openxmlformats.org/drawingml/2006/main" noChangeAspect="1"/>
+            </wp:cNvGraphicFramePr>
+            <a:graphic xmlns:a="http://schemas.openxmlformats.org/drawingml/2006/main">
+              <a:graphicData uri="http://schemas.openxmlformats.org/drawingml/2006/picture">
+                <pic:pic xmlns:pic="http://schemas.openxmlformats.org/drawingml/2006/picture">
+                  <pic:nvPicPr>
+                    <pic:cNvPr id="1" name=""/>
+                    <pic:cNvPicPr/>
+                  </pic:nvPicPr>
+                  <pic:blipFill>
+                    <a:blip r:embed="rId24"/>
+                    <a:stretch>
+                      <a:fillRect/>
+                    </a:stretch>
+                  </pic:blipFill>
+                  <pic:spPr>
+                    <a:xfrm>
+                      <a:off x="0" y="0"/>
+                      <a:ext cx="5940425" cy="2211705"/>
+                    </a:xfrm>
+                    <a:prstGeom prst="rect">
+                      <a:avLst/>
+                    </a:prstGeom>
+                  </pic:spPr>
+                </pic:pic>
+              </a:graphicData>
+            </a:graphic>
+          </wp:inline>
+        </w:drawing>
+      </w:r>
+    </w:p>
+    <w:p>
+      <w:pPr>
+        <w:spacing w:line="360" w:lineRule="auto"/>
+        <w:ind w:firstLine="425"/>
+        <w:jc w:val="center"/>
+        <w:rPr>
+          <w:sz w:val="28"/>
+          <w:szCs w:val="28"/>
+        </w:rPr>
+      </w:pPr>
+      <w:r>
+        <w:rPr>
+          <w:sz w:val="28"/>
+          <w:szCs w:val="28"/>
+        </w:rPr>
+        <w:t>Рис.1</w:t>
+      </w:r>
+      <w:r>
+        <w:rPr>
+          <w:sz w:val="28"/>
+          <w:szCs w:val="28"/>
+        </w:rPr>
+        <w:t>8</w:t>
+      </w:r>
+      <w:r>
+        <w:rPr>
+          <w:sz w:val="28"/>
+          <w:szCs w:val="28"/>
+        </w:rPr>
+        <w:t xml:space="preserve"> – </w:t>
+      </w:r>
+      <w:r>
+        <w:rPr>
+          <w:sz w:val="28"/>
+          <w:szCs w:val="28"/>
+        </w:rPr>
+        <w:t xml:space="preserve">Вызов функций </w:t>
+      </w:r>
+    </w:p>
+    <w:p>
+      <w:pPr>
+        <w:spacing w:line="360" w:lineRule="auto"/>
+        <w:ind w:firstLine="425"/>
+        <w:jc w:val="both"/>
+        <w:rPr>
+          <w:sz w:val="28"/>
+          <w:szCs w:val="28"/>
+        </w:rPr>
+      </w:pPr>
+    </w:p>
+    <w:p>
+      <w:pPr>
+        <w:spacing w:line="360" w:lineRule="auto"/>
+        <w:ind w:firstLine="425"/>
+        <w:jc w:val="both"/>
+        <w:rPr>
+          <w:sz w:val="28"/>
+          <w:szCs w:val="28"/>
+        </w:rPr>
+      </w:pPr>
+    </w:p>
+    <w:p>
+      <w:pPr>
+        <w:spacing w:line="360" w:lineRule="auto"/>
+        <w:ind w:firstLine="425"/>
+        <w:jc w:val="center"/>
+        <w:rPr>
+          <w:sz w:val="28"/>
+          <w:szCs w:val="28"/>
+        </w:rPr>
+      </w:pPr>
+    </w:p>
+    <w:p>
+      <w:pPr>
+        <w:spacing w:line="360" w:lineRule="auto"/>
+        <w:ind w:firstLine="425"/>
+        <w:jc w:val="center"/>
+        <w:rPr>
+          <w:sz w:val="28"/>
+          <w:szCs w:val="28"/>
+        </w:rPr>
+      </w:pPr>
+    </w:p>
+    <w:p>
+      <w:pPr>
+        <w:widowControl/>
+        <w:autoSpaceDE/>
+        <w:autoSpaceDN/>
+        <w:adjustRightInd/>
+        <w:spacing w:after="160" w:line="259" w:lineRule="auto"/>
+        <w:rPr>
+          <w:sz w:val="28"/>
+          <w:szCs w:val="28"/>
+        </w:rPr>
+      </w:pPr>
+      <w:r>
+        <w:rPr>
+          <w:sz w:val="28"/>
+          <w:szCs w:val="28"/>
+        </w:rPr>
+        <w:br w:type="page"/>
+      </w:r>
+    </w:p>
+    <w:p>
+      <w:pPr>
+        <w:spacing w:line="360" w:lineRule="auto"/>
+        <w:ind w:firstLine="425"/>
+        <w:jc w:val="center"/>
+        <w:rPr>
+          <w:b/>
+          <w:bCs/>
+          <w:sz w:val="28"/>
+          <w:szCs w:val="28"/>
+        </w:rPr>
+      </w:pPr>
+      <w:r>
+        <w:rPr>
+          <w:b/>
+          <w:bCs/>
+          <w:sz w:val="28"/>
+          <w:szCs w:val="28"/>
+        </w:rPr>
+        <w:lastRenderedPageBreak/>
+        <w:t>Итог</w:t>
+      </w:r>
+    </w:p>
+    <w:p>
+      <w:pPr>
+        <w:spacing w:line="360" w:lineRule="auto"/>
+        <w:ind w:firstLine="425"/>
+        <w:jc w:val="both"/>
+        <w:rPr>
+          <w:b/>
+          <w:bCs/>
+          <w:sz w:val="28"/>
+          <w:szCs w:val="28"/>
+        </w:rPr>
+      </w:pPr>
+      <w:r>
+        <w:rPr>
+          <w:b/>
+          <w:bCs/>
+          <w:sz w:val="28"/>
+          <w:szCs w:val="28"/>
+        </w:rPr>
+        <w:t>В ходе практики:</w:t>
+      </w:r>
+    </w:p>
+    <w:p>
+      <w:pPr>
+        <w:pStyle w:val="a7"/>
+        <w:numPr>
+          <w:ilvl w:val="0"/>
+          <w:numId w:val="2"/>
+        </w:numPr>
+        <w:spacing w:line="360" w:lineRule="auto"/>
+        <w:ind w:left="426" w:firstLine="359"/>
+        <w:jc w:val="both"/>
+        <w:rPr>
+          <w:sz w:val="28"/>
+          <w:szCs w:val="28"/>
+        </w:rPr>
+      </w:pPr>
+      <w:r>
+        <w:rPr>
+          <w:sz w:val="28"/>
+          <w:szCs w:val="28"/>
+        </w:rPr>
+        <w:t xml:space="preserve">освоена работа в </w:t>
+      </w:r>
+      <w:proofErr w:type="spellStart"/>
+      <w:r>
+        <w:rPr>
+          <w:sz w:val="28"/>
+          <w:szCs w:val="28"/>
+        </w:rPr>
+        <w:t>GHCi</w:t>
+      </w:r>
+      <w:proofErr w:type="spellEnd"/>
+      <w:r>
+        <w:rPr>
+          <w:sz w:val="28"/>
+          <w:szCs w:val="28"/>
+        </w:rPr>
+        <w:t xml:space="preserve"> (вычисление выражений, логика, списки),</w:t>
+      </w:r>
+    </w:p>
+    <w:p>
+      <w:pPr>
+        <w:pStyle w:val="a7"/>
+        <w:numPr>
+          <w:ilvl w:val="0"/>
+          <w:numId w:val="2"/>
+        </w:numPr>
+        <w:spacing w:line="360" w:lineRule="auto"/>
+        <w:ind w:left="426" w:firstLine="359"/>
+        <w:jc w:val="both"/>
+        <w:rPr>
+          <w:sz w:val="28"/>
+          <w:szCs w:val="28"/>
+        </w:rPr>
+      </w:pPr>
+      <w:r>
+        <w:rPr>
+          <w:sz w:val="28"/>
+          <w:szCs w:val="28"/>
+        </w:rPr>
+        <w:t>реализованы простые функции и рекурсивные функции,</w:t>
+      </w:r>
+    </w:p>
+    <w:p>
+      <w:pPr>
+        <w:pStyle w:val="a7"/>
+        <w:numPr>
+          <w:ilvl w:val="0"/>
+          <w:numId w:val="2"/>
+        </w:numPr>
+        <w:spacing w:line="360" w:lineRule="auto"/>
+        <w:ind w:left="426" w:firstLine="359"/>
+        <w:jc w:val="both"/>
+        <w:rPr>
+          <w:sz w:val="28"/>
+          <w:szCs w:val="28"/>
+        </w:rPr>
+      </w:pPr>
+      <w:r>
+        <w:rPr>
+          <w:sz w:val="28"/>
+          <w:szCs w:val="28"/>
+        </w:rPr>
+        <w:t>закреплены диапазоны и генераторы списков,</w:t>
+      </w:r>
+    </w:p>
+    <w:p>
+      <w:pPr>
+        <w:pStyle w:val="a7"/>
+        <w:numPr>
+          <w:ilvl w:val="0"/>
+          <w:numId w:val="2"/>
+        </w:numPr>
+        <w:spacing w:line="360" w:lineRule="auto"/>
+        <w:ind w:left="426" w:firstLine="359"/>
+        <w:jc w:val="both"/>
+        <w:rPr>
+          <w:sz w:val="28"/>
+          <w:szCs w:val="28"/>
+        </w:rPr>
+      </w:pPr>
+      <w:r>
+        <w:rPr>
+          <w:sz w:val="28"/>
+          <w:szCs w:val="28"/>
+        </w:rPr>
+        <w:t>отработано комбинирование функций и формирование списков результатов.</w:t>
+      </w:r>
       <w:bookmarkStart w:id="2" w:name="_GoBack"/>
       <w:bookmarkEnd w:id="2"/>
     </w:p>
     <w:p>
       <w:pPr>
         <w:spacing w:line="360" w:lineRule="auto"/>
-        <w:ind w:firstLine="425"/>
-        <w:jc w:val="both"/>
-        <w:rPr>
-          <w:b/>
-          <w:bCs/>
-          <w:sz w:val="28"/>
-          <w:szCs w:val="28"/>
-        </w:rPr>
-      </w:pPr>
-      <w:r>
-        <w:rPr>
-          <w:b/>
-          <w:bCs/>
-          <w:sz w:val="28"/>
-          <w:szCs w:val="28"/>
-        </w:rPr>
-        <w:t>4</w:t>
-      </w:r>
-      <w:r>
-        <w:rPr>
-          <w:b/>
-          <w:bCs/>
-          <w:sz w:val="28"/>
-          <w:szCs w:val="28"/>
-        </w:rPr>
-        <w:t xml:space="preserve">. Рекурсивные функции. Вычисление степени числа, факториала числа, числа </w:t>
-      </w:r>
-      <w:proofErr w:type="spellStart"/>
-      <w:r>
-        <w:rPr>
-          <w:b/>
-          <w:bCs/>
-          <w:sz w:val="28"/>
-          <w:szCs w:val="28"/>
-        </w:rPr>
-        <w:t>фибоначчи</w:t>
-      </w:r>
-      <w:proofErr w:type="spellEnd"/>
-      <w:r>
-        <w:rPr>
-          <w:b/>
-          <w:bCs/>
-          <w:sz w:val="28"/>
-          <w:szCs w:val="28"/>
-        </w:rPr>
-        <w:t>:</w:t>
-      </w:r>
+        <w:jc w:val="both"/>
+        <w:rPr>
+          <w:sz w:val="28"/>
+          <w:szCs w:val="28"/>
+        </w:rPr>
+      </w:pPr>
+    </w:p>
+    <w:p>
+      <w:pPr>
+        <w:spacing w:line="360" w:lineRule="auto"/>
+        <w:ind w:firstLine="425"/>
+        <w:jc w:val="both"/>
+        <w:rPr>
+          <w:sz w:val="28"/>
+          <w:szCs w:val="28"/>
+        </w:rPr>
+      </w:pPr>
     </w:p>
     <w:p>
       <w:pPr>
@@ -2987,8 +5471,97 @@
       </w:pPr>
     </w:lvl>
   </w:abstractNum>
+  <w:abstractNum w:abstractNumId="1" w15:restartNumberingAfterBreak="0">
+    <w:nsid w:val="7CFD48D4"/>
+    <w:multiLevelType w:val="hybridMultilevel"/>
+    <w:tmpl w:val="4454BA74"/>
+    <w:lvl w:ilvl="0" w:tplc="0419000F">
+      <w:start w:val="1"/>
+      <w:numFmt w:val="decimal"/>
+      <w:lvlText w:val="%1."/>
+      <w:lvlJc w:val="left"/>
+      <w:pPr>
+        <w:ind w:left="1145" w:hanging="360"/>
+      </w:pPr>
+    </w:lvl>
+    <w:lvl w:ilvl="1" w:tplc="04190019" w:tentative="1">
+      <w:start w:val="1"/>
+      <w:numFmt w:val="lowerLetter"/>
+      <w:lvlText w:val="%2."/>
+      <w:lvlJc w:val="left"/>
+      <w:pPr>
+        <w:ind w:left="1865" w:hanging="360"/>
+      </w:pPr>
+    </w:lvl>
+    <w:lvl w:ilvl="2" w:tplc="0419001B" w:tentative="1">
+      <w:start w:val="1"/>
+      <w:numFmt w:val="lowerRoman"/>
+      <w:lvlText w:val="%3."/>
+      <w:lvlJc w:val="right"/>
+      <w:pPr>
+        <w:ind w:left="2585" w:hanging="180"/>
+      </w:pPr>
+    </w:lvl>
+    <w:lvl w:ilvl="3" w:tplc="0419000F" w:tentative="1">
+      <w:start w:val="1"/>
+      <w:numFmt w:val="decimal"/>
+      <w:lvlText w:val="%4."/>
+      <w:lvlJc w:val="left"/>
+      <w:pPr>
+        <w:ind w:left="3305" w:hanging="360"/>
+      </w:pPr>
+    </w:lvl>
+    <w:lvl w:ilvl="4" w:tplc="04190019" w:tentative="1">
+      <w:start w:val="1"/>
+      <w:numFmt w:val="lowerLetter"/>
+      <w:lvlText w:val="%5."/>
+      <w:lvlJc w:val="left"/>
+      <w:pPr>
+        <w:ind w:left="4025" w:hanging="360"/>
+      </w:pPr>
+    </w:lvl>
+    <w:lvl w:ilvl="5" w:tplc="0419001B" w:tentative="1">
+      <w:start w:val="1"/>
+      <w:numFmt w:val="lowerRoman"/>
+      <w:lvlText w:val="%6."/>
+      <w:lvlJc w:val="right"/>
+      <w:pPr>
+        <w:ind w:left="4745" w:hanging="180"/>
+      </w:pPr>
+    </w:lvl>
+    <w:lvl w:ilvl="6" w:tplc="0419000F" w:tentative="1">
+      <w:start w:val="1"/>
+      <w:numFmt w:val="decimal"/>
+      <w:lvlText w:val="%7."/>
+      <w:lvlJc w:val="left"/>
+      <w:pPr>
+        <w:ind w:left="5465" w:hanging="360"/>
+      </w:pPr>
+    </w:lvl>
+    <w:lvl w:ilvl="7" w:tplc="04190019" w:tentative="1">
+      <w:start w:val="1"/>
+      <w:numFmt w:val="lowerLetter"/>
+      <w:lvlText w:val="%8."/>
+      <w:lvlJc w:val="left"/>
+      <w:pPr>
+        <w:ind w:left="6185" w:hanging="360"/>
+      </w:pPr>
+    </w:lvl>
+    <w:lvl w:ilvl="8" w:tplc="0419001B" w:tentative="1">
+      <w:start w:val="1"/>
+      <w:numFmt w:val="lowerRoman"/>
+      <w:lvlText w:val="%9."/>
+      <w:lvlJc w:val="right"/>
+      <w:pPr>
+        <w:ind w:left="6905" w:hanging="180"/>
+      </w:pPr>
+    </w:lvl>
+  </w:abstractNum>
   <w:num w:numId="1">
     <w:abstractNumId w:val="0"/>
+  </w:num>
+  <w:num w:numId="2">
+    <w:abstractNumId w:val="1"/>
   </w:num>
 </w:numbering>
 </file>
@@ -3906,7 +6479,7 @@
 </file>
 
 <file path=customXml/itemProps1.xml><?xml version="1.0" encoding="utf-8"?>
-<ds:datastoreItem xmlns:ds="http://schemas.openxmlformats.org/officeDocument/2006/customXml" ds:itemID="{B01BC459-6BC0-4B03-9819-E2131070ED9C}">
+<ds:datastoreItem xmlns:ds="http://schemas.openxmlformats.org/officeDocument/2006/customXml" ds:itemID="{6DB40D32-D4B1-4D20-B79C-D5BD189B8C82}">
   <ds:schemaRefs>
     <ds:schemaRef ds:uri="http://schemas.openxmlformats.org/officeDocument/2006/bibliography"/>
   </ds:schemaRefs>
